--- a/Отчеты/Отчет Task2.docx
+++ b/Отчеты/Отчет Task2.docx
@@ -2242,7 +2242,7 @@
           <v:shape id="_x0000_i1025" type="#_x0000_t75" style="width:157.8pt;height:302.4pt" o:ole="">
             <v:imagedata r:id="rId8" o:title=""/>
           </v:shape>
-          <o:OLEObject Type="Embed" ProgID="Visio.Drawing.15" ShapeID="_x0000_i1025" DrawAspect="Content" ObjectID="_1834823029" r:id="rId9"/>
+          <o:OLEObject Type="Embed" ProgID="Visio.Drawing.15" ShapeID="_x0000_i1025" DrawAspect="Content" ObjectID="_1834899720" r:id="rId9"/>
         </w:object>
       </w:r>
     </w:p>
@@ -2281,10 +2281,10 @@
       </w:pPr>
       <w:r>
         <w:object w:dxaOrig="3972" w:dyaOrig="7345" w14:anchorId="48195CB3">
-          <v:shape id="_x0000_i1036" type="#_x0000_t75" style="width:134.4pt;height:249pt" o:ole="">
+          <v:shape id="_x0000_i1026" type="#_x0000_t75" style="width:134.4pt;height:249pt" o:ole="">
             <v:imagedata r:id="rId10" o:title=""/>
           </v:shape>
-          <o:OLEObject Type="Embed" ProgID="Visio.Drawing.15" ShapeID="_x0000_i1036" DrawAspect="Content" ObjectID="_1834823030" r:id="rId11"/>
+          <o:OLEObject Type="Embed" ProgID="Visio.Drawing.15" ShapeID="_x0000_i1026" DrawAspect="Content" ObjectID="_1834899721" r:id="rId11"/>
         </w:object>
       </w:r>
     </w:p>
@@ -2298,24 +2298,14 @@
       <w:r>
         <w:t xml:space="preserve">Рисунок </w:t>
       </w:r>
-      <w:r>
-        <w:fldChar w:fldCharType="begin"/>
-      </w:r>
-      <w:r>
-        <w:instrText xml:space="preserve"> SEQ Рисунок \* ARABIC </w:instrText>
-      </w:r>
-      <w:r>
-        <w:fldChar w:fldCharType="separate"/>
-      </w:r>
-      <w:r>
-        <w:rPr>
-          <w:noProof/>
-        </w:rPr>
-        <w:t>2</w:t>
-      </w:r>
-      <w:r>
-        <w:fldChar w:fldCharType="end"/>
-      </w:r>
+      <w:fldSimple w:instr=" SEQ Рисунок \* ARABIC ">
+        <w:r>
+          <w:rPr>
+            <w:noProof/>
+          </w:rPr>
+          <w:t>2</w:t>
+        </w:r>
+      </w:fldSimple>
       <w:r>
         <w:rPr>
           <w:lang w:val="en-US"/>
@@ -2346,10 +2336,10 @@
       </w:pPr>
       <w:r>
         <w:object w:dxaOrig="6000" w:dyaOrig="9504" w14:anchorId="533CB984">
-          <v:shape id="_x0000_i1029" type="#_x0000_t75" style="width:288.6pt;height:456.6pt" o:ole="">
+          <v:shape id="_x0000_i1027" type="#_x0000_t75" style="width:288.6pt;height:456.6pt" o:ole="">
             <v:imagedata r:id="rId12" o:title=""/>
           </v:shape>
-          <o:OLEObject Type="Embed" ProgID="Visio.Drawing.15" ShapeID="_x0000_i1029" DrawAspect="Content" ObjectID="_1834823031" r:id="rId13"/>
+          <o:OLEObject Type="Embed" ProgID="Visio.Drawing.15" ShapeID="_x0000_i1027" DrawAspect="Content" ObjectID="_1834899722" r:id="rId13"/>
         </w:object>
       </w:r>
     </w:p>
@@ -2394,10 +2384,10 @@
       </w:pPr>
       <w:r>
         <w:object w:dxaOrig="1884" w:dyaOrig="8460" w14:anchorId="3B127152">
-          <v:shape id="_x0000_i1038" type="#_x0000_t75" style="width:81.6pt;height:366.6pt" o:ole="">
+          <v:shape id="_x0000_i1028" type="#_x0000_t75" style="width:81.6pt;height:366.6pt" o:ole="">
             <v:imagedata r:id="rId14" o:title=""/>
           </v:shape>
-          <o:OLEObject Type="Embed" ProgID="Visio.Drawing.15" ShapeID="_x0000_i1038" DrawAspect="Content" ObjectID="_1834823032" r:id="rId15"/>
+          <o:OLEObject Type="Embed" ProgID="Visio.Drawing.15" ShapeID="_x0000_i1028" DrawAspect="Content" ObjectID="_1834899723" r:id="rId15"/>
         </w:object>
       </w:r>
     </w:p>
@@ -15782,7 +15772,7 @@
         <w:spacing w:before="240" w:after="0" w:line="300" w:lineRule="auto"/>
         <w:jc w:val="both"/>
         <w:rPr>
-          <w:rFonts w:ascii="Times New Roman" w:eastAsia="Calibri" w:hAnsi="Times New Roman" w:cs="Times New Roman"/>
+          <w:rFonts w:ascii="Times New Roman" w:hAnsi="Times New Roman"/>
           <w:b/>
           <w:sz w:val="24"/>
           <w:szCs w:val="28"/>
@@ -15822,6 +15812,146 @@
           <w:szCs w:val="28"/>
         </w:rPr>
         <w:lastRenderedPageBreak/>
+        <w:t>Алгоритм основных подпрограмм</w:t>
+      </w:r>
+    </w:p>
+    <w:p>
+      <w:pPr>
+        <w:keepNext/>
+        <w:spacing w:before="240" w:after="0" w:line="300" w:lineRule="auto"/>
+        <w:jc w:val="center"/>
+      </w:pPr>
+      <w:r>
+        <w:rPr>
+          <w:noProof/>
+        </w:rPr>
+        <w:drawing>
+          <wp:inline distT="0" distB="0" distL="0" distR="0" wp14:anchorId="0A597988" wp14:editId="75828007">
+            <wp:extent cx="3956343" cy="6149340"/>
+            <wp:effectExtent l="0" t="0" r="6350" b="3810"/>
+            <wp:docPr id="974959930" name="Рисунок 1"/>
+            <wp:cNvGraphicFramePr>
+              <a:graphicFrameLocks xmlns:a="http://schemas.openxmlformats.org/drawingml/2006/main" noChangeAspect="1"/>
+            </wp:cNvGraphicFramePr>
+            <a:graphic xmlns:a="http://schemas.openxmlformats.org/drawingml/2006/main">
+              <a:graphicData uri="http://schemas.openxmlformats.org/drawingml/2006/picture">
+                <pic:pic xmlns:pic="http://schemas.openxmlformats.org/drawingml/2006/picture">
+                  <pic:nvPicPr>
+                    <pic:cNvPr id="974959930" name=""/>
+                    <pic:cNvPicPr/>
+                  </pic:nvPicPr>
+                  <pic:blipFill>
+                    <a:blip r:embed="rId18"/>
+                    <a:stretch>
+                      <a:fillRect/>
+                    </a:stretch>
+                  </pic:blipFill>
+                  <pic:spPr>
+                    <a:xfrm>
+                      <a:off x="0" y="0"/>
+                      <a:ext cx="3963252" cy="6160078"/>
+                    </a:xfrm>
+                    <a:prstGeom prst="rect">
+                      <a:avLst/>
+                    </a:prstGeom>
+                  </pic:spPr>
+                </pic:pic>
+              </a:graphicData>
+            </a:graphic>
+          </wp:inline>
+        </w:drawing>
+      </w:r>
+    </w:p>
+    <w:p>
+      <w:pPr>
+        <w:pStyle w:val="af0"/>
+      </w:pPr>
+      <w:r>
+        <w:t xml:space="preserve">Рисунок </w:t>
+      </w:r>
+      <w:fldSimple w:instr=" SEQ Рисунок \* ARABIC ">
+        <w:r>
+          <w:rPr>
+            <w:noProof/>
+          </w:rPr>
+          <w:t>7</w:t>
+        </w:r>
+      </w:fldSimple>
+      <w:r>
+        <w:t xml:space="preserve"> – Алгоритм </w:t>
+      </w:r>
+      <w:r>
+        <w:rPr>
+          <w:lang w:val="en-US"/>
+        </w:rPr>
+        <w:t>GetAndWriteResults</w:t>
+      </w:r>
+    </w:p>
+    <w:p>
+      <w:pPr>
+        <w:keepNext/>
+        <w:jc w:val="center"/>
+      </w:pPr>
+      <w:r>
+        <w:object w:dxaOrig="4956" w:dyaOrig="9685" w14:anchorId="12F534D9">
+          <v:shape id="_x0000_i1029" type="#_x0000_t75" style="width:247.8pt;height:484.2pt" o:ole="">
+            <v:imagedata r:id="rId19" o:title=""/>
+          </v:shape>
+          <o:OLEObject Type="Embed" ProgID="Visio.Drawing.15" ShapeID="_x0000_i1029" DrawAspect="Content" ObjectID="_1834899724" r:id="rId20"/>
+        </w:object>
+      </w:r>
+    </w:p>
+    <w:p>
+      <w:pPr>
+        <w:pStyle w:val="af0"/>
+        <w:rPr>
+          <w:lang w:val="en-US"/>
+        </w:rPr>
+      </w:pPr>
+      <w:r>
+        <w:t xml:space="preserve">Рисунок </w:t>
+      </w:r>
+      <w:fldSimple w:instr=" SEQ Рисунок \* ARABIC ">
+        <w:r>
+          <w:rPr>
+            <w:noProof/>
+          </w:rPr>
+          <w:t>8</w:t>
+        </w:r>
+      </w:fldSimple>
+      <w:r>
+        <w:t xml:space="preserve"> – Алгоритм </w:t>
+      </w:r>
+      <w:r>
+        <w:rPr>
+          <w:lang w:val="en-US"/>
+        </w:rPr>
+        <w:t>GenerateTriangles</w:t>
+      </w:r>
+    </w:p>
+    <w:p>
+      <w:pPr>
+        <w:pStyle w:val="a3"/>
+        <w:numPr>
+          <w:ilvl w:val="1"/>
+          <w:numId w:val="31"/>
+        </w:numPr>
+        <w:spacing w:before="240" w:after="0" w:line="300" w:lineRule="auto"/>
+        <w:jc w:val="both"/>
+        <w:rPr>
+          <w:rFonts w:ascii="Times New Roman" w:hAnsi="Times New Roman"/>
+          <w:b/>
+          <w:sz w:val="24"/>
+          <w:szCs w:val="28"/>
+        </w:rPr>
+      </w:pPr>
+      <w:r>
+        <w:rPr>
+          <w:rFonts w:ascii="Times New Roman" w:hAnsi="Times New Roman"/>
+          <w:b/>
+          <w:sz w:val="24"/>
+          <w:szCs w:val="28"/>
+        </w:rPr>
         <w:t xml:space="preserve">Код </w:t>
       </w:r>
       <w:r>
@@ -16669,6 +16799,7 @@
           <w:highlight w:val="white"/>
           <w:lang w:val="en-US"/>
         </w:rPr>
+        <w:lastRenderedPageBreak/>
         <w:t xml:space="preserve">        dataGridView1.Columns[2].Name = </w:t>
       </w:r>
       <w:r>
@@ -18819,18 +18950,51 @@
           <w:highlight w:val="white"/>
           <w:lang w:val="en-US"/>
         </w:rPr>
-        <w:t>Delete</w:t>
-      </w:r>
-      <w:r>
-        <w:rPr>
-          <w:rFonts w:ascii="Cascadia Mono" w:hAnsi="Cascadia Mono" w:cs="Cascadia Mono"/>
-          <w:color w:val="000000"/>
-          <w:sz w:val="19"/>
-          <w:szCs w:val="19"/>
-          <w:highlight w:val="white"/>
-          <w:lang w:val="en-US"/>
-        </w:rPr>
-        <w:t>(saveFileDialog1.FileName);</w:t>
+        <w:t>WriteAllText</w:t>
+      </w:r>
+      <w:r>
+        <w:rPr>
+          <w:rFonts w:ascii="Cascadia Mono" w:hAnsi="Cascadia Mono" w:cs="Cascadia Mono"/>
+          <w:color w:val="000000"/>
+          <w:sz w:val="19"/>
+          <w:szCs w:val="19"/>
+          <w:highlight w:val="white"/>
+          <w:lang w:val="en-US"/>
+        </w:rPr>
+        <w:t>(saveFileDialog1.FileName</w:t>
+      </w:r>
+      <w:r>
+        <w:rPr>
+          <w:rFonts w:ascii="Cascadia Mono" w:hAnsi="Cascadia Mono" w:cs="Cascadia Mono"/>
+          <w:color w:val="000000"/>
+          <w:sz w:val="19"/>
+          <w:szCs w:val="19"/>
+          <w:highlight w:val="white"/>
+          <w:lang w:val="en-US"/>
+        </w:rPr>
+        <w:t xml:space="preserve">, </w:t>
+      </w:r>
+      <w:r>
+        <w:rPr>
+          <w:rFonts w:ascii="Cascadia Mono" w:hAnsi="Cascadia Mono" w:cs="Cascadia Mono"/>
+          <w:color w:val="A31515"/>
+          <w:sz w:val="19"/>
+          <w:szCs w:val="19"/>
+          <w:highlight w:val="white"/>
+          <w:lang w:val="en-US"/>
+        </w:rPr>
+        <w:t>""</w:t>
+      </w:r>
+      <w:r>
+        <w:rPr>
+          <w:rFonts w:ascii="Cascadia Mono" w:hAnsi="Cascadia Mono" w:cs="Cascadia Mono"/>
+          <w:color w:val="000000"/>
+          <w:sz w:val="19"/>
+          <w:szCs w:val="19"/>
+          <w:highlight w:val="white"/>
+          <w:lang w:val="en-US"/>
+        </w:rPr>
+        <w:t>);</w:t>
       </w:r>
     </w:p>
     <w:p>
@@ -20393,7 +20557,6 @@
           <w:szCs w:val="19"/>
           <w:highlight w:val="white"/>
         </w:rPr>
-        <w:lastRenderedPageBreak/>
         <w:t xml:space="preserve">                                  </w:t>
       </w:r>
       <w:r>
@@ -21866,6 +22029,7 @@
           <w:highlight w:val="white"/>
           <w:lang w:val="en-US"/>
         </w:rPr>
+        <w:lastRenderedPageBreak/>
         <w:t xml:space="preserve">    </w:t>
       </w:r>
       <w:r>
@@ -23856,8 +24020,19 @@
             </w:r>
           </w:p>
           <w:p>
+            <w:pPr>
+              <w:rPr>
+                <w:lang w:val="en-US"/>
+              </w:rPr>
+            </w:pPr>
             <w:r>
-              <w:t>См. Рисунки 3,4</w:t>
+              <w:t xml:space="preserve">См. Рисунки </w:t>
+            </w:r>
+            <w:r>
+              <w:rPr>
+                <w:lang w:val="en-US"/>
+              </w:rPr>
+              <w:t>9,10</w:t>
             </w:r>
           </w:p>
         </w:tc>
@@ -23889,7 +24064,7 @@
               <w:t xml:space="preserve"> </w:t>
             </w:r>
             <w:r>
-              <w:t>для координат вершин выпуклого многоугольника</w:t>
+              <w:t>при изменении сторон треугольника</w:t>
             </w:r>
           </w:p>
         </w:tc>
@@ -23954,7 +24129,10 @@
               <w:spacing w:after="0"/>
             </w:pPr>
             <w:r>
-              <w:t>Оповещение о несоответствии данных с определением выпуклого многоугольника</w:t>
+              <w:t xml:space="preserve">Оповещение о </w:t>
+            </w:r>
+            <w:r>
+              <w:t>невозможности существования треугольника</w:t>
             </w:r>
           </w:p>
         </w:tc>
@@ -23979,7 +24157,13 @@
               <w:t>(Рис</w:t>
             </w:r>
             <w:r>
-              <w:t>унок 5</w:t>
+              <w:t xml:space="preserve">унок </w:t>
+            </w:r>
+            <w:r>
+              <w:rPr>
+                <w:lang w:val="en-US"/>
+              </w:rPr>
+              <w:t>11</w:t>
             </w:r>
             <w:r>
               <w:t>)</w:t>
@@ -24065,7 +24249,16 @@
           </w:tcPr>
           <w:p>
             <w:r>
-              <w:t>Соответствуют ожидаемым результатам (Рисунки 6-7)</w:t>
+              <w:t xml:space="preserve">Соответствуют ожидаемым результатам (Рисунки </w:t>
+            </w:r>
+            <w:r>
+              <w:rPr>
+                <w:lang w:val="en-US"/>
+              </w:rPr>
+              <w:t>12-13</w:t>
+            </w:r>
+            <w:r>
+              <w:t>)</w:t>
             </w:r>
           </w:p>
         </w:tc>
@@ -24147,7 +24340,7 @@
                     <pic:cNvPicPr/>
                   </pic:nvPicPr>
                   <pic:blipFill>
-                    <a:blip r:embed="rId18"/>
+                    <a:blip r:embed="rId21"/>
                     <a:stretch>
                       <a:fillRect/>
                     </a:stretch>
@@ -24180,7 +24373,7 @@
           <w:rPr>
             <w:noProof/>
           </w:rPr>
-          <w:t>7</w:t>
+          <w:t>9</w:t>
         </w:r>
       </w:fldSimple>
       <w:r>
@@ -24212,7 +24405,7 @@
                     <pic:cNvPicPr/>
                   </pic:nvPicPr>
                   <pic:blipFill>
-                    <a:blip r:embed="rId19"/>
+                    <a:blip r:embed="rId22"/>
                     <a:stretch>
                       <a:fillRect/>
                     </a:stretch>
@@ -24245,7 +24438,7 @@
           <w:rPr>
             <w:noProof/>
           </w:rPr>
-          <w:t>8</w:t>
+          <w:t>10</w:t>
         </w:r>
       </w:fldSimple>
       <w:r>
@@ -24278,7 +24471,7 @@
                     <pic:cNvPicPr/>
                   </pic:nvPicPr>
                   <pic:blipFill>
-                    <a:blip r:embed="rId20"/>
+                    <a:blip r:embed="rId23"/>
                     <a:stretch>
                       <a:fillRect/>
                     </a:stretch>
@@ -24311,7 +24504,7 @@
           <w:rPr>
             <w:noProof/>
           </w:rPr>
-          <w:t>9</w:t>
+          <w:t>11</w:t>
         </w:r>
       </w:fldSimple>
       <w:r>
@@ -24343,7 +24536,7 @@
                     <pic:cNvPicPr/>
                   </pic:nvPicPr>
                   <pic:blipFill>
-                    <a:blip r:embed="rId21"/>
+                    <a:blip r:embed="rId24"/>
                     <a:stretch>
                       <a:fillRect/>
                     </a:stretch>
@@ -24379,7 +24572,7 @@
           <w:rPr>
             <w:noProof/>
           </w:rPr>
-          <w:t>10</w:t>
+          <w:t>12</w:t>
         </w:r>
       </w:fldSimple>
       <w:r>
@@ -24415,7 +24608,7 @@
                     <pic:cNvPicPr/>
                   </pic:nvPicPr>
                   <pic:blipFill>
-                    <a:blip r:embed="rId22"/>
+                    <a:blip r:embed="rId25"/>
                     <a:stretch>
                       <a:fillRect/>
                     </a:stretch>
@@ -24448,7 +24641,7 @@
           <w:rPr>
             <w:noProof/>
           </w:rPr>
-          <w:t>11</w:t>
+          <w:t>13</w:t>
         </w:r>
       </w:fldSimple>
       <w:r>
@@ -26550,812 +26743,7 @@
     </w:lvl>
   </w:abstractNum>
   <w:abstractNum w:abstractNumId="20" w15:restartNumberingAfterBreak="0">
-    <w:nsid w:val="4ACC43C5"/>
-    <w:multiLevelType w:val="hybridMultilevel"/>
-    <w:tmpl w:val="5C0E2198"/>
-    <w:lvl w:ilvl="0" w:tplc="04190011">
-      <w:start w:val="1"/>
-      <w:numFmt w:val="decimal"/>
-      <w:lvlText w:val="%1)"/>
-      <w:lvlJc w:val="left"/>
-      <w:pPr>
-        <w:ind w:left="720" w:hanging="360"/>
-      </w:pPr>
-      <w:rPr>
-        <w:rFonts w:hint="default"/>
-      </w:rPr>
-    </w:lvl>
-    <w:lvl w:ilvl="1" w:tplc="04190003" w:tentative="1">
-      <w:start w:val="1"/>
-      <w:numFmt w:val="bullet"/>
-      <w:lvlText w:val="o"/>
-      <w:lvlJc w:val="left"/>
-      <w:pPr>
-        <w:ind w:left="1440" w:hanging="360"/>
-      </w:pPr>
-      <w:rPr>
-        <w:rFonts w:ascii="Courier New" w:hAnsi="Courier New" w:cs="Courier New" w:hint="default"/>
-      </w:rPr>
-    </w:lvl>
-    <w:lvl w:ilvl="2" w:tplc="04190005" w:tentative="1">
-      <w:start w:val="1"/>
-      <w:numFmt w:val="bullet"/>
-      <w:lvlText w:val=""/>
-      <w:lvlJc w:val="left"/>
-      <w:pPr>
-        <w:ind w:left="2160" w:hanging="360"/>
-      </w:pPr>
-      <w:rPr>
-        <w:rFonts w:ascii="Wingdings" w:hAnsi="Wingdings" w:hint="default"/>
-      </w:rPr>
-    </w:lvl>
-    <w:lvl w:ilvl="3" w:tplc="04190001" w:tentative="1">
-      <w:start w:val="1"/>
-      <w:numFmt w:val="bullet"/>
-      <w:lvlText w:val=""/>
-      <w:lvlJc w:val="left"/>
-      <w:pPr>
-        <w:ind w:left="2880" w:hanging="360"/>
-      </w:pPr>
-      <w:rPr>
-        <w:rFonts w:ascii="Symbol" w:hAnsi="Symbol" w:hint="default"/>
-      </w:rPr>
-    </w:lvl>
-    <w:lvl w:ilvl="4" w:tplc="04190003" w:tentative="1">
-      <w:start w:val="1"/>
-      <w:numFmt w:val="bullet"/>
-      <w:lvlText w:val="o"/>
-      <w:lvlJc w:val="left"/>
-      <w:pPr>
-        <w:ind w:left="3600" w:hanging="360"/>
-      </w:pPr>
-      <w:rPr>
-        <w:rFonts w:ascii="Courier New" w:hAnsi="Courier New" w:cs="Courier New" w:hint="default"/>
-      </w:rPr>
-    </w:lvl>
-    <w:lvl w:ilvl="5" w:tplc="04190005" w:tentative="1">
-      <w:start w:val="1"/>
-      <w:numFmt w:val="bullet"/>
-      <w:lvlText w:val=""/>
-      <w:lvlJc w:val="left"/>
-      <w:pPr>
-        <w:ind w:left="4320" w:hanging="360"/>
-      </w:pPr>
-      <w:rPr>
-        <w:rFonts w:ascii="Wingdings" w:hAnsi="Wingdings" w:hint="default"/>
-      </w:rPr>
-    </w:lvl>
-    <w:lvl w:ilvl="6" w:tplc="04190001" w:tentative="1">
-      <w:start w:val="1"/>
-      <w:numFmt w:val="bullet"/>
-      <w:lvlText w:val=""/>
-      <w:lvlJc w:val="left"/>
-      <w:pPr>
-        <w:ind w:left="5040" w:hanging="360"/>
-      </w:pPr>
-      <w:rPr>
-        <w:rFonts w:ascii="Symbol" w:hAnsi="Symbol" w:hint="default"/>
-      </w:rPr>
-    </w:lvl>
-    <w:lvl w:ilvl="7" w:tplc="04190003" w:tentative="1">
-      <w:start w:val="1"/>
-      <w:numFmt w:val="bullet"/>
-      <w:lvlText w:val="o"/>
-      <w:lvlJc w:val="left"/>
-      <w:pPr>
-        <w:ind w:left="5760" w:hanging="360"/>
-      </w:pPr>
-      <w:rPr>
-        <w:rFonts w:ascii="Courier New" w:hAnsi="Courier New" w:cs="Courier New" w:hint="default"/>
-      </w:rPr>
-    </w:lvl>
-    <w:lvl w:ilvl="8" w:tplc="04190005" w:tentative="1">
-      <w:start w:val="1"/>
-      <w:numFmt w:val="bullet"/>
-      <w:lvlText w:val=""/>
-      <w:lvlJc w:val="left"/>
-      <w:pPr>
-        <w:ind w:left="6480" w:hanging="360"/>
-      </w:pPr>
-      <w:rPr>
-        <w:rFonts w:ascii="Wingdings" w:hAnsi="Wingdings" w:hint="default"/>
-      </w:rPr>
-    </w:lvl>
-  </w:abstractNum>
-  <w:abstractNum w:abstractNumId="21" w15:restartNumberingAfterBreak="0">
-    <w:nsid w:val="4D7F3BC3"/>
-    <w:multiLevelType w:val="hybridMultilevel"/>
-    <w:tmpl w:val="5C0E2198"/>
-    <w:lvl w:ilvl="0" w:tplc="04190011">
-      <w:start w:val="1"/>
-      <w:numFmt w:val="decimal"/>
-      <w:lvlText w:val="%1)"/>
-      <w:lvlJc w:val="left"/>
-      <w:pPr>
-        <w:ind w:left="720" w:hanging="360"/>
-      </w:pPr>
-      <w:rPr>
-        <w:rFonts w:hint="default"/>
-      </w:rPr>
-    </w:lvl>
-    <w:lvl w:ilvl="1" w:tplc="04190003" w:tentative="1">
-      <w:start w:val="1"/>
-      <w:numFmt w:val="bullet"/>
-      <w:lvlText w:val="o"/>
-      <w:lvlJc w:val="left"/>
-      <w:pPr>
-        <w:ind w:left="1440" w:hanging="360"/>
-      </w:pPr>
-      <w:rPr>
-        <w:rFonts w:ascii="Courier New" w:hAnsi="Courier New" w:cs="Courier New" w:hint="default"/>
-      </w:rPr>
-    </w:lvl>
-    <w:lvl w:ilvl="2" w:tplc="04190005" w:tentative="1">
-      <w:start w:val="1"/>
-      <w:numFmt w:val="bullet"/>
-      <w:lvlText w:val=""/>
-      <w:lvlJc w:val="left"/>
-      <w:pPr>
-        <w:ind w:left="2160" w:hanging="360"/>
-      </w:pPr>
-      <w:rPr>
-        <w:rFonts w:ascii="Wingdings" w:hAnsi="Wingdings" w:hint="default"/>
-      </w:rPr>
-    </w:lvl>
-    <w:lvl w:ilvl="3" w:tplc="04190001" w:tentative="1">
-      <w:start w:val="1"/>
-      <w:numFmt w:val="bullet"/>
-      <w:lvlText w:val=""/>
-      <w:lvlJc w:val="left"/>
-      <w:pPr>
-        <w:ind w:left="2880" w:hanging="360"/>
-      </w:pPr>
-      <w:rPr>
-        <w:rFonts w:ascii="Symbol" w:hAnsi="Symbol" w:hint="default"/>
-      </w:rPr>
-    </w:lvl>
-    <w:lvl w:ilvl="4" w:tplc="04190003" w:tentative="1">
-      <w:start w:val="1"/>
-      <w:numFmt w:val="bullet"/>
-      <w:lvlText w:val="o"/>
-      <w:lvlJc w:val="left"/>
-      <w:pPr>
-        <w:ind w:left="3600" w:hanging="360"/>
-      </w:pPr>
-      <w:rPr>
-        <w:rFonts w:ascii="Courier New" w:hAnsi="Courier New" w:cs="Courier New" w:hint="default"/>
-      </w:rPr>
-    </w:lvl>
-    <w:lvl w:ilvl="5" w:tplc="04190005" w:tentative="1">
-      <w:start w:val="1"/>
-      <w:numFmt w:val="bullet"/>
-      <w:lvlText w:val=""/>
-      <w:lvlJc w:val="left"/>
-      <w:pPr>
-        <w:ind w:left="4320" w:hanging="360"/>
-      </w:pPr>
-      <w:rPr>
-        <w:rFonts w:ascii="Wingdings" w:hAnsi="Wingdings" w:hint="default"/>
-      </w:rPr>
-    </w:lvl>
-    <w:lvl w:ilvl="6" w:tplc="04190001" w:tentative="1">
-      <w:start w:val="1"/>
-      <w:numFmt w:val="bullet"/>
-      <w:lvlText w:val=""/>
-      <w:lvlJc w:val="left"/>
-      <w:pPr>
-        <w:ind w:left="5040" w:hanging="360"/>
-      </w:pPr>
-      <w:rPr>
-        <w:rFonts w:ascii="Symbol" w:hAnsi="Symbol" w:hint="default"/>
-      </w:rPr>
-    </w:lvl>
-    <w:lvl w:ilvl="7" w:tplc="04190003" w:tentative="1">
-      <w:start w:val="1"/>
-      <w:numFmt w:val="bullet"/>
-      <w:lvlText w:val="o"/>
-      <w:lvlJc w:val="left"/>
-      <w:pPr>
-        <w:ind w:left="5760" w:hanging="360"/>
-      </w:pPr>
-      <w:rPr>
-        <w:rFonts w:ascii="Courier New" w:hAnsi="Courier New" w:cs="Courier New" w:hint="default"/>
-      </w:rPr>
-    </w:lvl>
-    <w:lvl w:ilvl="8" w:tplc="04190005" w:tentative="1">
-      <w:start w:val="1"/>
-      <w:numFmt w:val="bullet"/>
-      <w:lvlText w:val=""/>
-      <w:lvlJc w:val="left"/>
-      <w:pPr>
-        <w:ind w:left="6480" w:hanging="360"/>
-      </w:pPr>
-      <w:rPr>
-        <w:rFonts w:ascii="Wingdings" w:hAnsi="Wingdings" w:hint="default"/>
-      </w:rPr>
-    </w:lvl>
-  </w:abstractNum>
-  <w:abstractNum w:abstractNumId="22" w15:restartNumberingAfterBreak="0">
-    <w:nsid w:val="514A3E43"/>
-    <w:multiLevelType w:val="hybridMultilevel"/>
-    <w:tmpl w:val="948A17BA"/>
-    <w:lvl w:ilvl="0" w:tplc="B2F6FC2C">
-      <w:start w:val="1"/>
-      <w:numFmt w:val="decimal"/>
-      <w:lvlText w:val="%1)"/>
-      <w:lvlJc w:val="left"/>
-      <w:pPr>
-        <w:ind w:left="720" w:hanging="360"/>
-      </w:pPr>
-      <w:rPr>
-        <w:rFonts w:asciiTheme="minorHAnsi" w:eastAsiaTheme="minorHAnsi" w:hAnsiTheme="minorHAnsi" w:cstheme="minorBidi"/>
-      </w:rPr>
-    </w:lvl>
-    <w:lvl w:ilvl="1" w:tplc="04190019" w:tentative="1">
-      <w:start w:val="1"/>
-      <w:numFmt w:val="lowerLetter"/>
-      <w:lvlText w:val="%2."/>
-      <w:lvlJc w:val="left"/>
-      <w:pPr>
-        <w:ind w:left="1440" w:hanging="360"/>
-      </w:pPr>
-    </w:lvl>
-    <w:lvl w:ilvl="2" w:tplc="0419001B" w:tentative="1">
-      <w:start w:val="1"/>
-      <w:numFmt w:val="lowerRoman"/>
-      <w:lvlText w:val="%3."/>
-      <w:lvlJc w:val="right"/>
-      <w:pPr>
-        <w:ind w:left="2160" w:hanging="180"/>
-      </w:pPr>
-    </w:lvl>
-    <w:lvl w:ilvl="3" w:tplc="0419000F" w:tentative="1">
-      <w:start w:val="1"/>
-      <w:numFmt w:val="decimal"/>
-      <w:lvlText w:val="%4."/>
-      <w:lvlJc w:val="left"/>
-      <w:pPr>
-        <w:ind w:left="2880" w:hanging="360"/>
-      </w:pPr>
-    </w:lvl>
-    <w:lvl w:ilvl="4" w:tplc="04190019" w:tentative="1">
-      <w:start w:val="1"/>
-      <w:numFmt w:val="lowerLetter"/>
-      <w:lvlText w:val="%5."/>
-      <w:lvlJc w:val="left"/>
-      <w:pPr>
-        <w:ind w:left="3600" w:hanging="360"/>
-      </w:pPr>
-    </w:lvl>
-    <w:lvl w:ilvl="5" w:tplc="0419001B" w:tentative="1">
-      <w:start w:val="1"/>
-      <w:numFmt w:val="lowerRoman"/>
-      <w:lvlText w:val="%6."/>
-      <w:lvlJc w:val="right"/>
-      <w:pPr>
-        <w:ind w:left="4320" w:hanging="180"/>
-      </w:pPr>
-    </w:lvl>
-    <w:lvl w:ilvl="6" w:tplc="0419000F" w:tentative="1">
-      <w:start w:val="1"/>
-      <w:numFmt w:val="decimal"/>
-      <w:lvlText w:val="%7."/>
-      <w:lvlJc w:val="left"/>
-      <w:pPr>
-        <w:ind w:left="5040" w:hanging="360"/>
-      </w:pPr>
-    </w:lvl>
-    <w:lvl w:ilvl="7" w:tplc="04190019" w:tentative="1">
-      <w:start w:val="1"/>
-      <w:numFmt w:val="lowerLetter"/>
-      <w:lvlText w:val="%8."/>
-      <w:lvlJc w:val="left"/>
-      <w:pPr>
-        <w:ind w:left="5760" w:hanging="360"/>
-      </w:pPr>
-    </w:lvl>
-    <w:lvl w:ilvl="8" w:tplc="0419001B" w:tentative="1">
-      <w:start w:val="1"/>
-      <w:numFmt w:val="lowerRoman"/>
-      <w:lvlText w:val="%9."/>
-      <w:lvlJc w:val="right"/>
-      <w:pPr>
-        <w:ind w:left="6480" w:hanging="180"/>
-      </w:pPr>
-    </w:lvl>
-  </w:abstractNum>
-  <w:abstractNum w:abstractNumId="23" w15:restartNumberingAfterBreak="0">
-    <w:nsid w:val="62581096"/>
-    <w:multiLevelType w:val="multilevel"/>
-    <w:tmpl w:val="D9923C64"/>
-    <w:lvl w:ilvl="0">
-      <w:start w:val="1"/>
-      <w:numFmt w:val="decimal"/>
-      <w:lvlText w:val="%1."/>
-      <w:lvlJc w:val="left"/>
-      <w:pPr>
-        <w:ind w:left="567" w:hanging="567"/>
-      </w:pPr>
-      <w:rPr>
-        <w:b w:val="0"/>
-      </w:rPr>
-    </w:lvl>
-    <w:lvl w:ilvl="1">
-      <w:start w:val="1"/>
-      <w:numFmt w:val="lowerLetter"/>
-      <w:lvlText w:val="%2."/>
-      <w:lvlJc w:val="left"/>
-      <w:pPr>
-        <w:ind w:left="1440" w:hanging="360"/>
-      </w:pPr>
-    </w:lvl>
-    <w:lvl w:ilvl="2">
-      <w:start w:val="1"/>
-      <w:numFmt w:val="lowerRoman"/>
-      <w:lvlText w:val="%3."/>
-      <w:lvlJc w:val="right"/>
-      <w:pPr>
-        <w:ind w:left="2160" w:hanging="180"/>
-      </w:pPr>
-    </w:lvl>
-    <w:lvl w:ilvl="3">
-      <w:start w:val="1"/>
-      <w:numFmt w:val="decimal"/>
-      <w:lvlText w:val="%4."/>
-      <w:lvlJc w:val="left"/>
-      <w:pPr>
-        <w:ind w:left="2880" w:hanging="360"/>
-      </w:pPr>
-    </w:lvl>
-    <w:lvl w:ilvl="4">
-      <w:start w:val="1"/>
-      <w:numFmt w:val="lowerLetter"/>
-      <w:lvlText w:val="%5."/>
-      <w:lvlJc w:val="left"/>
-      <w:pPr>
-        <w:ind w:left="3600" w:hanging="360"/>
-      </w:pPr>
-    </w:lvl>
-    <w:lvl w:ilvl="5">
-      <w:start w:val="1"/>
-      <w:numFmt w:val="lowerRoman"/>
-      <w:lvlText w:val="%6."/>
-      <w:lvlJc w:val="right"/>
-      <w:pPr>
-        <w:ind w:left="4320" w:hanging="180"/>
-      </w:pPr>
-    </w:lvl>
-    <w:lvl w:ilvl="6">
-      <w:start w:val="1"/>
-      <w:numFmt w:val="decimal"/>
-      <w:lvlText w:val="%7."/>
-      <w:lvlJc w:val="left"/>
-      <w:pPr>
-        <w:ind w:left="5040" w:hanging="360"/>
-      </w:pPr>
-    </w:lvl>
-    <w:lvl w:ilvl="7">
-      <w:start w:val="1"/>
-      <w:numFmt w:val="lowerLetter"/>
-      <w:lvlText w:val="%8."/>
-      <w:lvlJc w:val="left"/>
-      <w:pPr>
-        <w:ind w:left="5760" w:hanging="360"/>
-      </w:pPr>
-    </w:lvl>
-    <w:lvl w:ilvl="8">
-      <w:start w:val="1"/>
-      <w:numFmt w:val="lowerRoman"/>
-      <w:lvlText w:val="%9."/>
-      <w:lvlJc w:val="right"/>
-      <w:pPr>
-        <w:ind w:left="6480" w:hanging="180"/>
-      </w:pPr>
-    </w:lvl>
-  </w:abstractNum>
-  <w:abstractNum w:abstractNumId="24" w15:restartNumberingAfterBreak="0">
-    <w:nsid w:val="679F19C1"/>
-    <w:multiLevelType w:val="hybridMultilevel"/>
-    <w:tmpl w:val="7D708D70"/>
-    <w:lvl w:ilvl="0" w:tplc="0419000D">
-      <w:start w:val="1"/>
-      <w:numFmt w:val="bullet"/>
-      <w:lvlText w:val=""/>
-      <w:lvlJc w:val="left"/>
-      <w:pPr>
-        <w:ind w:left="1440" w:hanging="360"/>
-      </w:pPr>
-      <w:rPr>
-        <w:rFonts w:ascii="Wingdings" w:hAnsi="Wingdings" w:hint="default"/>
-      </w:rPr>
-    </w:lvl>
-    <w:lvl w:ilvl="1" w:tplc="04190003" w:tentative="1">
-      <w:start w:val="1"/>
-      <w:numFmt w:val="bullet"/>
-      <w:lvlText w:val="o"/>
-      <w:lvlJc w:val="left"/>
-      <w:pPr>
-        <w:ind w:left="2160" w:hanging="360"/>
-      </w:pPr>
-      <w:rPr>
-        <w:rFonts w:ascii="Courier New" w:hAnsi="Courier New" w:cs="Courier New" w:hint="default"/>
-      </w:rPr>
-    </w:lvl>
-    <w:lvl w:ilvl="2" w:tplc="04190005" w:tentative="1">
-      <w:start w:val="1"/>
-      <w:numFmt w:val="bullet"/>
-      <w:lvlText w:val=""/>
-      <w:lvlJc w:val="left"/>
-      <w:pPr>
-        <w:ind w:left="2880" w:hanging="360"/>
-      </w:pPr>
-      <w:rPr>
-        <w:rFonts w:ascii="Wingdings" w:hAnsi="Wingdings" w:hint="default"/>
-      </w:rPr>
-    </w:lvl>
-    <w:lvl w:ilvl="3" w:tplc="04190001" w:tentative="1">
-      <w:start w:val="1"/>
-      <w:numFmt w:val="bullet"/>
-      <w:lvlText w:val=""/>
-      <w:lvlJc w:val="left"/>
-      <w:pPr>
-        <w:ind w:left="3600" w:hanging="360"/>
-      </w:pPr>
-      <w:rPr>
-        <w:rFonts w:ascii="Symbol" w:hAnsi="Symbol" w:hint="default"/>
-      </w:rPr>
-    </w:lvl>
-    <w:lvl w:ilvl="4" w:tplc="04190003" w:tentative="1">
-      <w:start w:val="1"/>
-      <w:numFmt w:val="bullet"/>
-      <w:lvlText w:val="o"/>
-      <w:lvlJc w:val="left"/>
-      <w:pPr>
-        <w:ind w:left="4320" w:hanging="360"/>
-      </w:pPr>
-      <w:rPr>
-        <w:rFonts w:ascii="Courier New" w:hAnsi="Courier New" w:cs="Courier New" w:hint="default"/>
-      </w:rPr>
-    </w:lvl>
-    <w:lvl w:ilvl="5" w:tplc="04190005" w:tentative="1">
-      <w:start w:val="1"/>
-      <w:numFmt w:val="bullet"/>
-      <w:lvlText w:val=""/>
-      <w:lvlJc w:val="left"/>
-      <w:pPr>
-        <w:ind w:left="5040" w:hanging="360"/>
-      </w:pPr>
-      <w:rPr>
-        <w:rFonts w:ascii="Wingdings" w:hAnsi="Wingdings" w:hint="default"/>
-      </w:rPr>
-    </w:lvl>
-    <w:lvl w:ilvl="6" w:tplc="04190001" w:tentative="1">
-      <w:start w:val="1"/>
-      <w:numFmt w:val="bullet"/>
-      <w:lvlText w:val=""/>
-      <w:lvlJc w:val="left"/>
-      <w:pPr>
-        <w:ind w:left="5760" w:hanging="360"/>
-      </w:pPr>
-      <w:rPr>
-        <w:rFonts w:ascii="Symbol" w:hAnsi="Symbol" w:hint="default"/>
-      </w:rPr>
-    </w:lvl>
-    <w:lvl w:ilvl="7" w:tplc="04190003" w:tentative="1">
-      <w:start w:val="1"/>
-      <w:numFmt w:val="bullet"/>
-      <w:lvlText w:val="o"/>
-      <w:lvlJc w:val="left"/>
-      <w:pPr>
-        <w:ind w:left="6480" w:hanging="360"/>
-      </w:pPr>
-      <w:rPr>
-        <w:rFonts w:ascii="Courier New" w:hAnsi="Courier New" w:cs="Courier New" w:hint="default"/>
-      </w:rPr>
-    </w:lvl>
-    <w:lvl w:ilvl="8" w:tplc="04190005" w:tentative="1">
-      <w:start w:val="1"/>
-      <w:numFmt w:val="bullet"/>
-      <w:lvlText w:val=""/>
-      <w:lvlJc w:val="left"/>
-      <w:pPr>
-        <w:ind w:left="7200" w:hanging="360"/>
-      </w:pPr>
-      <w:rPr>
-        <w:rFonts w:ascii="Wingdings" w:hAnsi="Wingdings" w:hint="default"/>
-      </w:rPr>
-    </w:lvl>
-  </w:abstractNum>
-  <w:abstractNum w:abstractNumId="25" w15:restartNumberingAfterBreak="0">
-    <w:nsid w:val="6F05561F"/>
-    <w:multiLevelType w:val="hybridMultilevel"/>
-    <w:tmpl w:val="4FD2C018"/>
-    <w:lvl w:ilvl="0" w:tplc="0419000F">
-      <w:start w:val="1"/>
-      <w:numFmt w:val="decimal"/>
-      <w:lvlText w:val="%1."/>
-      <w:lvlJc w:val="left"/>
-      <w:pPr>
-        <w:ind w:left="720" w:hanging="360"/>
-      </w:pPr>
-    </w:lvl>
-    <w:lvl w:ilvl="1" w:tplc="04190019" w:tentative="1">
-      <w:start w:val="1"/>
-      <w:numFmt w:val="lowerLetter"/>
-      <w:lvlText w:val="%2."/>
-      <w:lvlJc w:val="left"/>
-      <w:pPr>
-        <w:ind w:left="1440" w:hanging="360"/>
-      </w:pPr>
-    </w:lvl>
-    <w:lvl w:ilvl="2" w:tplc="0419001B" w:tentative="1">
-      <w:start w:val="1"/>
-      <w:numFmt w:val="lowerRoman"/>
-      <w:lvlText w:val="%3."/>
-      <w:lvlJc w:val="right"/>
-      <w:pPr>
-        <w:ind w:left="2160" w:hanging="180"/>
-      </w:pPr>
-    </w:lvl>
-    <w:lvl w:ilvl="3" w:tplc="0419000F" w:tentative="1">
-      <w:start w:val="1"/>
-      <w:numFmt w:val="decimal"/>
-      <w:lvlText w:val="%4."/>
-      <w:lvlJc w:val="left"/>
-      <w:pPr>
-        <w:ind w:left="2880" w:hanging="360"/>
-      </w:pPr>
-    </w:lvl>
-    <w:lvl w:ilvl="4" w:tplc="04190019" w:tentative="1">
-      <w:start w:val="1"/>
-      <w:numFmt w:val="lowerLetter"/>
-      <w:lvlText w:val="%5."/>
-      <w:lvlJc w:val="left"/>
-      <w:pPr>
-        <w:ind w:left="3600" w:hanging="360"/>
-      </w:pPr>
-    </w:lvl>
-    <w:lvl w:ilvl="5" w:tplc="0419001B" w:tentative="1">
-      <w:start w:val="1"/>
-      <w:numFmt w:val="lowerRoman"/>
-      <w:lvlText w:val="%6."/>
-      <w:lvlJc w:val="right"/>
-      <w:pPr>
-        <w:ind w:left="4320" w:hanging="180"/>
-      </w:pPr>
-    </w:lvl>
-    <w:lvl w:ilvl="6" w:tplc="0419000F" w:tentative="1">
-      <w:start w:val="1"/>
-      <w:numFmt w:val="decimal"/>
-      <w:lvlText w:val="%7."/>
-      <w:lvlJc w:val="left"/>
-      <w:pPr>
-        <w:ind w:left="5040" w:hanging="360"/>
-      </w:pPr>
-    </w:lvl>
-    <w:lvl w:ilvl="7" w:tplc="04190019" w:tentative="1">
-      <w:start w:val="1"/>
-      <w:numFmt w:val="lowerLetter"/>
-      <w:lvlText w:val="%8."/>
-      <w:lvlJc w:val="left"/>
-      <w:pPr>
-        <w:ind w:left="5760" w:hanging="360"/>
-      </w:pPr>
-    </w:lvl>
-    <w:lvl w:ilvl="8" w:tplc="0419001B" w:tentative="1">
-      <w:start w:val="1"/>
-      <w:numFmt w:val="lowerRoman"/>
-      <w:lvlText w:val="%9."/>
-      <w:lvlJc w:val="right"/>
-      <w:pPr>
-        <w:ind w:left="6480" w:hanging="180"/>
-      </w:pPr>
-    </w:lvl>
-  </w:abstractNum>
-  <w:abstractNum w:abstractNumId="26" w15:restartNumberingAfterBreak="0">
-    <w:nsid w:val="6F2E0027"/>
-    <w:multiLevelType w:val="hybridMultilevel"/>
-    <w:tmpl w:val="2AE026D6"/>
-    <w:lvl w:ilvl="0" w:tplc="04190001">
-      <w:start w:val="1"/>
-      <w:numFmt w:val="bullet"/>
-      <w:lvlText w:val=""/>
-      <w:lvlJc w:val="left"/>
-      <w:pPr>
-        <w:ind w:left="1429" w:hanging="360"/>
-      </w:pPr>
-      <w:rPr>
-        <w:rFonts w:ascii="Symbol" w:hAnsi="Symbol" w:hint="default"/>
-      </w:rPr>
-    </w:lvl>
-    <w:lvl w:ilvl="1" w:tplc="04190003" w:tentative="1">
-      <w:start w:val="1"/>
-      <w:numFmt w:val="bullet"/>
-      <w:lvlText w:val="o"/>
-      <w:lvlJc w:val="left"/>
-      <w:pPr>
-        <w:ind w:left="2149" w:hanging="360"/>
-      </w:pPr>
-      <w:rPr>
-        <w:rFonts w:ascii="Courier New" w:hAnsi="Courier New" w:cs="Courier New" w:hint="default"/>
-      </w:rPr>
-    </w:lvl>
-    <w:lvl w:ilvl="2" w:tplc="04190005" w:tentative="1">
-      <w:start w:val="1"/>
-      <w:numFmt w:val="bullet"/>
-      <w:lvlText w:val=""/>
-      <w:lvlJc w:val="left"/>
-      <w:pPr>
-        <w:ind w:left="2869" w:hanging="360"/>
-      </w:pPr>
-      <w:rPr>
-        <w:rFonts w:ascii="Wingdings" w:hAnsi="Wingdings" w:hint="default"/>
-      </w:rPr>
-    </w:lvl>
-    <w:lvl w:ilvl="3" w:tplc="04190001" w:tentative="1">
-      <w:start w:val="1"/>
-      <w:numFmt w:val="bullet"/>
-      <w:lvlText w:val=""/>
-      <w:lvlJc w:val="left"/>
-      <w:pPr>
-        <w:ind w:left="3589" w:hanging="360"/>
-      </w:pPr>
-      <w:rPr>
-        <w:rFonts w:ascii="Symbol" w:hAnsi="Symbol" w:hint="default"/>
-      </w:rPr>
-    </w:lvl>
-    <w:lvl w:ilvl="4" w:tplc="04190003" w:tentative="1">
-      <w:start w:val="1"/>
-      <w:numFmt w:val="bullet"/>
-      <w:lvlText w:val="o"/>
-      <w:lvlJc w:val="left"/>
-      <w:pPr>
-        <w:ind w:left="4309" w:hanging="360"/>
-      </w:pPr>
-      <w:rPr>
-        <w:rFonts w:ascii="Courier New" w:hAnsi="Courier New" w:cs="Courier New" w:hint="default"/>
-      </w:rPr>
-    </w:lvl>
-    <w:lvl w:ilvl="5" w:tplc="04190005" w:tentative="1">
-      <w:start w:val="1"/>
-      <w:numFmt w:val="bullet"/>
-      <w:lvlText w:val=""/>
-      <w:lvlJc w:val="left"/>
-      <w:pPr>
-        <w:ind w:left="5029" w:hanging="360"/>
-      </w:pPr>
-      <w:rPr>
-        <w:rFonts w:ascii="Wingdings" w:hAnsi="Wingdings" w:hint="default"/>
-      </w:rPr>
-    </w:lvl>
-    <w:lvl w:ilvl="6" w:tplc="04190001" w:tentative="1">
-      <w:start w:val="1"/>
-      <w:numFmt w:val="bullet"/>
-      <w:lvlText w:val=""/>
-      <w:lvlJc w:val="left"/>
-      <w:pPr>
-        <w:ind w:left="5749" w:hanging="360"/>
-      </w:pPr>
-      <w:rPr>
-        <w:rFonts w:ascii="Symbol" w:hAnsi="Symbol" w:hint="default"/>
-      </w:rPr>
-    </w:lvl>
-    <w:lvl w:ilvl="7" w:tplc="04190003" w:tentative="1">
-      <w:start w:val="1"/>
-      <w:numFmt w:val="bullet"/>
-      <w:lvlText w:val="o"/>
-      <w:lvlJc w:val="left"/>
-      <w:pPr>
-        <w:ind w:left="6469" w:hanging="360"/>
-      </w:pPr>
-      <w:rPr>
-        <w:rFonts w:ascii="Courier New" w:hAnsi="Courier New" w:cs="Courier New" w:hint="default"/>
-      </w:rPr>
-    </w:lvl>
-    <w:lvl w:ilvl="8" w:tplc="04190005" w:tentative="1">
-      <w:start w:val="1"/>
-      <w:numFmt w:val="bullet"/>
-      <w:lvlText w:val=""/>
-      <w:lvlJc w:val="left"/>
-      <w:pPr>
-        <w:ind w:left="7189" w:hanging="360"/>
-      </w:pPr>
-      <w:rPr>
-        <w:rFonts w:ascii="Wingdings" w:hAnsi="Wingdings" w:hint="default"/>
-      </w:rPr>
-    </w:lvl>
-  </w:abstractNum>
-  <w:abstractNum w:abstractNumId="27" w15:restartNumberingAfterBreak="0">
-    <w:nsid w:val="6FAA258F"/>
-    <w:multiLevelType w:val="hybridMultilevel"/>
-    <w:tmpl w:val="DF2ACB90"/>
-    <w:lvl w:ilvl="0" w:tplc="0419000F">
-      <w:start w:val="1"/>
-      <w:numFmt w:val="decimal"/>
-      <w:lvlText w:val="%1."/>
-      <w:lvlJc w:val="left"/>
-      <w:pPr>
-        <w:ind w:left="720" w:hanging="360"/>
-      </w:pPr>
-      <w:rPr>
-        <w:rFonts w:hint="default"/>
-      </w:rPr>
-    </w:lvl>
-    <w:lvl w:ilvl="1" w:tplc="04190019" w:tentative="1">
-      <w:start w:val="1"/>
-      <w:numFmt w:val="lowerLetter"/>
-      <w:lvlText w:val="%2."/>
-      <w:lvlJc w:val="left"/>
-      <w:pPr>
-        <w:ind w:left="1440" w:hanging="360"/>
-      </w:pPr>
-    </w:lvl>
-    <w:lvl w:ilvl="2" w:tplc="0419001B" w:tentative="1">
-      <w:start w:val="1"/>
-      <w:numFmt w:val="lowerRoman"/>
-      <w:lvlText w:val="%3."/>
-      <w:lvlJc w:val="right"/>
-      <w:pPr>
-        <w:ind w:left="2160" w:hanging="180"/>
-      </w:pPr>
-    </w:lvl>
-    <w:lvl w:ilvl="3" w:tplc="0419000F" w:tentative="1">
-      <w:start w:val="1"/>
-      <w:numFmt w:val="decimal"/>
-      <w:lvlText w:val="%4."/>
-      <w:lvlJc w:val="left"/>
-      <w:pPr>
-        <w:ind w:left="2880" w:hanging="360"/>
-      </w:pPr>
-    </w:lvl>
-    <w:lvl w:ilvl="4" w:tplc="04190019" w:tentative="1">
-      <w:start w:val="1"/>
-      <w:numFmt w:val="lowerLetter"/>
-      <w:lvlText w:val="%5."/>
-      <w:lvlJc w:val="left"/>
-      <w:pPr>
-        <w:ind w:left="3600" w:hanging="360"/>
-      </w:pPr>
-    </w:lvl>
-    <w:lvl w:ilvl="5" w:tplc="0419001B" w:tentative="1">
-      <w:start w:val="1"/>
-      <w:numFmt w:val="lowerRoman"/>
-      <w:lvlText w:val="%6."/>
-      <w:lvlJc w:val="right"/>
-      <w:pPr>
-        <w:ind w:left="4320" w:hanging="180"/>
-      </w:pPr>
-    </w:lvl>
-    <w:lvl w:ilvl="6" w:tplc="0419000F" w:tentative="1">
-      <w:start w:val="1"/>
-      <w:numFmt w:val="decimal"/>
-      <w:lvlText w:val="%7."/>
-      <w:lvlJc w:val="left"/>
-      <w:pPr>
-        <w:ind w:left="5040" w:hanging="360"/>
-      </w:pPr>
-    </w:lvl>
-    <w:lvl w:ilvl="7" w:tplc="04190019" w:tentative="1">
-      <w:start w:val="1"/>
-      <w:numFmt w:val="lowerLetter"/>
-      <w:lvlText w:val="%8."/>
-      <w:lvlJc w:val="left"/>
-      <w:pPr>
-        <w:ind w:left="5760" w:hanging="360"/>
-      </w:pPr>
-    </w:lvl>
-    <w:lvl w:ilvl="8" w:tplc="0419001B" w:tentative="1">
-      <w:start w:val="1"/>
-      <w:numFmt w:val="lowerRoman"/>
-      <w:lvlText w:val="%9."/>
-      <w:lvlJc w:val="right"/>
-      <w:pPr>
-        <w:ind w:left="6480" w:hanging="180"/>
-      </w:pPr>
-    </w:lvl>
-  </w:abstractNum>
-  <w:abstractNum w:abstractNumId="28" w15:restartNumberingAfterBreak="0">
-    <w:nsid w:val="73375499"/>
+    <w:nsid w:val="457C6C2E"/>
     <w:multiLevelType w:val="multilevel"/>
     <w:tmpl w:val="49022FC4"/>
     <w:lvl w:ilvl="0">
@@ -27455,10 +26843,726 @@
       </w:pPr>
     </w:lvl>
   </w:abstractNum>
-  <w:abstractNum w:abstractNumId="29" w15:restartNumberingAfterBreak="0">
-    <w:nsid w:val="7A2820AD"/>
+  <w:abstractNum w:abstractNumId="21" w15:restartNumberingAfterBreak="0">
+    <w:nsid w:val="4ACC43C5"/>
     <w:multiLevelType w:val="hybridMultilevel"/>
-    <w:tmpl w:val="7C88D308"/>
+    <w:tmpl w:val="5C0E2198"/>
+    <w:lvl w:ilvl="0" w:tplc="04190011">
+      <w:start w:val="1"/>
+      <w:numFmt w:val="decimal"/>
+      <w:lvlText w:val="%1)"/>
+      <w:lvlJc w:val="left"/>
+      <w:pPr>
+        <w:ind w:left="720" w:hanging="360"/>
+      </w:pPr>
+      <w:rPr>
+        <w:rFonts w:hint="default"/>
+      </w:rPr>
+    </w:lvl>
+    <w:lvl w:ilvl="1" w:tplc="04190003" w:tentative="1">
+      <w:start w:val="1"/>
+      <w:numFmt w:val="bullet"/>
+      <w:lvlText w:val="o"/>
+      <w:lvlJc w:val="left"/>
+      <w:pPr>
+        <w:ind w:left="1440" w:hanging="360"/>
+      </w:pPr>
+      <w:rPr>
+        <w:rFonts w:ascii="Courier New" w:hAnsi="Courier New" w:cs="Courier New" w:hint="default"/>
+      </w:rPr>
+    </w:lvl>
+    <w:lvl w:ilvl="2" w:tplc="04190005" w:tentative="1">
+      <w:start w:val="1"/>
+      <w:numFmt w:val="bullet"/>
+      <w:lvlText w:val=""/>
+      <w:lvlJc w:val="left"/>
+      <w:pPr>
+        <w:ind w:left="2160" w:hanging="360"/>
+      </w:pPr>
+      <w:rPr>
+        <w:rFonts w:ascii="Wingdings" w:hAnsi="Wingdings" w:hint="default"/>
+      </w:rPr>
+    </w:lvl>
+    <w:lvl w:ilvl="3" w:tplc="04190001" w:tentative="1">
+      <w:start w:val="1"/>
+      <w:numFmt w:val="bullet"/>
+      <w:lvlText w:val=""/>
+      <w:lvlJc w:val="left"/>
+      <w:pPr>
+        <w:ind w:left="2880" w:hanging="360"/>
+      </w:pPr>
+      <w:rPr>
+        <w:rFonts w:ascii="Symbol" w:hAnsi="Symbol" w:hint="default"/>
+      </w:rPr>
+    </w:lvl>
+    <w:lvl w:ilvl="4" w:tplc="04190003" w:tentative="1">
+      <w:start w:val="1"/>
+      <w:numFmt w:val="bullet"/>
+      <w:lvlText w:val="o"/>
+      <w:lvlJc w:val="left"/>
+      <w:pPr>
+        <w:ind w:left="3600" w:hanging="360"/>
+      </w:pPr>
+      <w:rPr>
+        <w:rFonts w:ascii="Courier New" w:hAnsi="Courier New" w:cs="Courier New" w:hint="default"/>
+      </w:rPr>
+    </w:lvl>
+    <w:lvl w:ilvl="5" w:tplc="04190005" w:tentative="1">
+      <w:start w:val="1"/>
+      <w:numFmt w:val="bullet"/>
+      <w:lvlText w:val=""/>
+      <w:lvlJc w:val="left"/>
+      <w:pPr>
+        <w:ind w:left="4320" w:hanging="360"/>
+      </w:pPr>
+      <w:rPr>
+        <w:rFonts w:ascii="Wingdings" w:hAnsi="Wingdings" w:hint="default"/>
+      </w:rPr>
+    </w:lvl>
+    <w:lvl w:ilvl="6" w:tplc="04190001" w:tentative="1">
+      <w:start w:val="1"/>
+      <w:numFmt w:val="bullet"/>
+      <w:lvlText w:val=""/>
+      <w:lvlJc w:val="left"/>
+      <w:pPr>
+        <w:ind w:left="5040" w:hanging="360"/>
+      </w:pPr>
+      <w:rPr>
+        <w:rFonts w:ascii="Symbol" w:hAnsi="Symbol" w:hint="default"/>
+      </w:rPr>
+    </w:lvl>
+    <w:lvl w:ilvl="7" w:tplc="04190003" w:tentative="1">
+      <w:start w:val="1"/>
+      <w:numFmt w:val="bullet"/>
+      <w:lvlText w:val="o"/>
+      <w:lvlJc w:val="left"/>
+      <w:pPr>
+        <w:ind w:left="5760" w:hanging="360"/>
+      </w:pPr>
+      <w:rPr>
+        <w:rFonts w:ascii="Courier New" w:hAnsi="Courier New" w:cs="Courier New" w:hint="default"/>
+      </w:rPr>
+    </w:lvl>
+    <w:lvl w:ilvl="8" w:tplc="04190005" w:tentative="1">
+      <w:start w:val="1"/>
+      <w:numFmt w:val="bullet"/>
+      <w:lvlText w:val=""/>
+      <w:lvlJc w:val="left"/>
+      <w:pPr>
+        <w:ind w:left="6480" w:hanging="360"/>
+      </w:pPr>
+      <w:rPr>
+        <w:rFonts w:ascii="Wingdings" w:hAnsi="Wingdings" w:hint="default"/>
+      </w:rPr>
+    </w:lvl>
+  </w:abstractNum>
+  <w:abstractNum w:abstractNumId="22" w15:restartNumberingAfterBreak="0">
+    <w:nsid w:val="4D7F3BC3"/>
+    <w:multiLevelType w:val="hybridMultilevel"/>
+    <w:tmpl w:val="5C0E2198"/>
+    <w:lvl w:ilvl="0" w:tplc="04190011">
+      <w:start w:val="1"/>
+      <w:numFmt w:val="decimal"/>
+      <w:lvlText w:val="%1)"/>
+      <w:lvlJc w:val="left"/>
+      <w:pPr>
+        <w:ind w:left="720" w:hanging="360"/>
+      </w:pPr>
+      <w:rPr>
+        <w:rFonts w:hint="default"/>
+      </w:rPr>
+    </w:lvl>
+    <w:lvl w:ilvl="1" w:tplc="04190003" w:tentative="1">
+      <w:start w:val="1"/>
+      <w:numFmt w:val="bullet"/>
+      <w:lvlText w:val="o"/>
+      <w:lvlJc w:val="left"/>
+      <w:pPr>
+        <w:ind w:left="1440" w:hanging="360"/>
+      </w:pPr>
+      <w:rPr>
+        <w:rFonts w:ascii="Courier New" w:hAnsi="Courier New" w:cs="Courier New" w:hint="default"/>
+      </w:rPr>
+    </w:lvl>
+    <w:lvl w:ilvl="2" w:tplc="04190005" w:tentative="1">
+      <w:start w:val="1"/>
+      <w:numFmt w:val="bullet"/>
+      <w:lvlText w:val=""/>
+      <w:lvlJc w:val="left"/>
+      <w:pPr>
+        <w:ind w:left="2160" w:hanging="360"/>
+      </w:pPr>
+      <w:rPr>
+        <w:rFonts w:ascii="Wingdings" w:hAnsi="Wingdings" w:hint="default"/>
+      </w:rPr>
+    </w:lvl>
+    <w:lvl w:ilvl="3" w:tplc="04190001" w:tentative="1">
+      <w:start w:val="1"/>
+      <w:numFmt w:val="bullet"/>
+      <w:lvlText w:val=""/>
+      <w:lvlJc w:val="left"/>
+      <w:pPr>
+        <w:ind w:left="2880" w:hanging="360"/>
+      </w:pPr>
+      <w:rPr>
+        <w:rFonts w:ascii="Symbol" w:hAnsi="Symbol" w:hint="default"/>
+      </w:rPr>
+    </w:lvl>
+    <w:lvl w:ilvl="4" w:tplc="04190003" w:tentative="1">
+      <w:start w:val="1"/>
+      <w:numFmt w:val="bullet"/>
+      <w:lvlText w:val="o"/>
+      <w:lvlJc w:val="left"/>
+      <w:pPr>
+        <w:ind w:left="3600" w:hanging="360"/>
+      </w:pPr>
+      <w:rPr>
+        <w:rFonts w:ascii="Courier New" w:hAnsi="Courier New" w:cs="Courier New" w:hint="default"/>
+      </w:rPr>
+    </w:lvl>
+    <w:lvl w:ilvl="5" w:tplc="04190005" w:tentative="1">
+      <w:start w:val="1"/>
+      <w:numFmt w:val="bullet"/>
+      <w:lvlText w:val=""/>
+      <w:lvlJc w:val="left"/>
+      <w:pPr>
+        <w:ind w:left="4320" w:hanging="360"/>
+      </w:pPr>
+      <w:rPr>
+        <w:rFonts w:ascii="Wingdings" w:hAnsi="Wingdings" w:hint="default"/>
+      </w:rPr>
+    </w:lvl>
+    <w:lvl w:ilvl="6" w:tplc="04190001" w:tentative="1">
+      <w:start w:val="1"/>
+      <w:numFmt w:val="bullet"/>
+      <w:lvlText w:val=""/>
+      <w:lvlJc w:val="left"/>
+      <w:pPr>
+        <w:ind w:left="5040" w:hanging="360"/>
+      </w:pPr>
+      <w:rPr>
+        <w:rFonts w:ascii="Symbol" w:hAnsi="Symbol" w:hint="default"/>
+      </w:rPr>
+    </w:lvl>
+    <w:lvl w:ilvl="7" w:tplc="04190003" w:tentative="1">
+      <w:start w:val="1"/>
+      <w:numFmt w:val="bullet"/>
+      <w:lvlText w:val="o"/>
+      <w:lvlJc w:val="left"/>
+      <w:pPr>
+        <w:ind w:left="5760" w:hanging="360"/>
+      </w:pPr>
+      <w:rPr>
+        <w:rFonts w:ascii="Courier New" w:hAnsi="Courier New" w:cs="Courier New" w:hint="default"/>
+      </w:rPr>
+    </w:lvl>
+    <w:lvl w:ilvl="8" w:tplc="04190005" w:tentative="1">
+      <w:start w:val="1"/>
+      <w:numFmt w:val="bullet"/>
+      <w:lvlText w:val=""/>
+      <w:lvlJc w:val="left"/>
+      <w:pPr>
+        <w:ind w:left="6480" w:hanging="360"/>
+      </w:pPr>
+      <w:rPr>
+        <w:rFonts w:ascii="Wingdings" w:hAnsi="Wingdings" w:hint="default"/>
+      </w:rPr>
+    </w:lvl>
+  </w:abstractNum>
+  <w:abstractNum w:abstractNumId="23" w15:restartNumberingAfterBreak="0">
+    <w:nsid w:val="514A3E43"/>
+    <w:multiLevelType w:val="hybridMultilevel"/>
+    <w:tmpl w:val="948A17BA"/>
+    <w:lvl w:ilvl="0" w:tplc="B2F6FC2C">
+      <w:start w:val="1"/>
+      <w:numFmt w:val="decimal"/>
+      <w:lvlText w:val="%1)"/>
+      <w:lvlJc w:val="left"/>
+      <w:pPr>
+        <w:ind w:left="720" w:hanging="360"/>
+      </w:pPr>
+      <w:rPr>
+        <w:rFonts w:asciiTheme="minorHAnsi" w:eastAsiaTheme="minorHAnsi" w:hAnsiTheme="minorHAnsi" w:cstheme="minorBidi"/>
+      </w:rPr>
+    </w:lvl>
+    <w:lvl w:ilvl="1" w:tplc="04190019" w:tentative="1">
+      <w:start w:val="1"/>
+      <w:numFmt w:val="lowerLetter"/>
+      <w:lvlText w:val="%2."/>
+      <w:lvlJc w:val="left"/>
+      <w:pPr>
+        <w:ind w:left="1440" w:hanging="360"/>
+      </w:pPr>
+    </w:lvl>
+    <w:lvl w:ilvl="2" w:tplc="0419001B" w:tentative="1">
+      <w:start w:val="1"/>
+      <w:numFmt w:val="lowerRoman"/>
+      <w:lvlText w:val="%3."/>
+      <w:lvlJc w:val="right"/>
+      <w:pPr>
+        <w:ind w:left="2160" w:hanging="180"/>
+      </w:pPr>
+    </w:lvl>
+    <w:lvl w:ilvl="3" w:tplc="0419000F" w:tentative="1">
+      <w:start w:val="1"/>
+      <w:numFmt w:val="decimal"/>
+      <w:lvlText w:val="%4."/>
+      <w:lvlJc w:val="left"/>
+      <w:pPr>
+        <w:ind w:left="2880" w:hanging="360"/>
+      </w:pPr>
+    </w:lvl>
+    <w:lvl w:ilvl="4" w:tplc="04190019" w:tentative="1">
+      <w:start w:val="1"/>
+      <w:numFmt w:val="lowerLetter"/>
+      <w:lvlText w:val="%5."/>
+      <w:lvlJc w:val="left"/>
+      <w:pPr>
+        <w:ind w:left="3600" w:hanging="360"/>
+      </w:pPr>
+    </w:lvl>
+    <w:lvl w:ilvl="5" w:tplc="0419001B" w:tentative="1">
+      <w:start w:val="1"/>
+      <w:numFmt w:val="lowerRoman"/>
+      <w:lvlText w:val="%6."/>
+      <w:lvlJc w:val="right"/>
+      <w:pPr>
+        <w:ind w:left="4320" w:hanging="180"/>
+      </w:pPr>
+    </w:lvl>
+    <w:lvl w:ilvl="6" w:tplc="0419000F" w:tentative="1">
+      <w:start w:val="1"/>
+      <w:numFmt w:val="decimal"/>
+      <w:lvlText w:val="%7."/>
+      <w:lvlJc w:val="left"/>
+      <w:pPr>
+        <w:ind w:left="5040" w:hanging="360"/>
+      </w:pPr>
+    </w:lvl>
+    <w:lvl w:ilvl="7" w:tplc="04190019" w:tentative="1">
+      <w:start w:val="1"/>
+      <w:numFmt w:val="lowerLetter"/>
+      <w:lvlText w:val="%8."/>
+      <w:lvlJc w:val="left"/>
+      <w:pPr>
+        <w:ind w:left="5760" w:hanging="360"/>
+      </w:pPr>
+    </w:lvl>
+    <w:lvl w:ilvl="8" w:tplc="0419001B" w:tentative="1">
+      <w:start w:val="1"/>
+      <w:numFmt w:val="lowerRoman"/>
+      <w:lvlText w:val="%9."/>
+      <w:lvlJc w:val="right"/>
+      <w:pPr>
+        <w:ind w:left="6480" w:hanging="180"/>
+      </w:pPr>
+    </w:lvl>
+  </w:abstractNum>
+  <w:abstractNum w:abstractNumId="24" w15:restartNumberingAfterBreak="0">
+    <w:nsid w:val="62581096"/>
+    <w:multiLevelType w:val="multilevel"/>
+    <w:tmpl w:val="D9923C64"/>
+    <w:lvl w:ilvl="0">
+      <w:start w:val="1"/>
+      <w:numFmt w:val="decimal"/>
+      <w:lvlText w:val="%1."/>
+      <w:lvlJc w:val="left"/>
+      <w:pPr>
+        <w:ind w:left="567" w:hanging="567"/>
+      </w:pPr>
+      <w:rPr>
+        <w:b w:val="0"/>
+      </w:rPr>
+    </w:lvl>
+    <w:lvl w:ilvl="1">
+      <w:start w:val="1"/>
+      <w:numFmt w:val="lowerLetter"/>
+      <w:lvlText w:val="%2."/>
+      <w:lvlJc w:val="left"/>
+      <w:pPr>
+        <w:ind w:left="1440" w:hanging="360"/>
+      </w:pPr>
+    </w:lvl>
+    <w:lvl w:ilvl="2">
+      <w:start w:val="1"/>
+      <w:numFmt w:val="lowerRoman"/>
+      <w:lvlText w:val="%3."/>
+      <w:lvlJc w:val="right"/>
+      <w:pPr>
+        <w:ind w:left="2160" w:hanging="180"/>
+      </w:pPr>
+    </w:lvl>
+    <w:lvl w:ilvl="3">
+      <w:start w:val="1"/>
+      <w:numFmt w:val="decimal"/>
+      <w:lvlText w:val="%4."/>
+      <w:lvlJc w:val="left"/>
+      <w:pPr>
+        <w:ind w:left="2880" w:hanging="360"/>
+      </w:pPr>
+    </w:lvl>
+    <w:lvl w:ilvl="4">
+      <w:start w:val="1"/>
+      <w:numFmt w:val="lowerLetter"/>
+      <w:lvlText w:val="%5."/>
+      <w:lvlJc w:val="left"/>
+      <w:pPr>
+        <w:ind w:left="3600" w:hanging="360"/>
+      </w:pPr>
+    </w:lvl>
+    <w:lvl w:ilvl="5">
+      <w:start w:val="1"/>
+      <w:numFmt w:val="lowerRoman"/>
+      <w:lvlText w:val="%6."/>
+      <w:lvlJc w:val="right"/>
+      <w:pPr>
+        <w:ind w:left="4320" w:hanging="180"/>
+      </w:pPr>
+    </w:lvl>
+    <w:lvl w:ilvl="6">
+      <w:start w:val="1"/>
+      <w:numFmt w:val="decimal"/>
+      <w:lvlText w:val="%7."/>
+      <w:lvlJc w:val="left"/>
+      <w:pPr>
+        <w:ind w:left="5040" w:hanging="360"/>
+      </w:pPr>
+    </w:lvl>
+    <w:lvl w:ilvl="7">
+      <w:start w:val="1"/>
+      <w:numFmt w:val="lowerLetter"/>
+      <w:lvlText w:val="%8."/>
+      <w:lvlJc w:val="left"/>
+      <w:pPr>
+        <w:ind w:left="5760" w:hanging="360"/>
+      </w:pPr>
+    </w:lvl>
+    <w:lvl w:ilvl="8">
+      <w:start w:val="1"/>
+      <w:numFmt w:val="lowerRoman"/>
+      <w:lvlText w:val="%9."/>
+      <w:lvlJc w:val="right"/>
+      <w:pPr>
+        <w:ind w:left="6480" w:hanging="180"/>
+      </w:pPr>
+    </w:lvl>
+  </w:abstractNum>
+  <w:abstractNum w:abstractNumId="25" w15:restartNumberingAfterBreak="0">
+    <w:nsid w:val="679F19C1"/>
+    <w:multiLevelType w:val="hybridMultilevel"/>
+    <w:tmpl w:val="7D708D70"/>
+    <w:lvl w:ilvl="0" w:tplc="0419000D">
+      <w:start w:val="1"/>
+      <w:numFmt w:val="bullet"/>
+      <w:lvlText w:val=""/>
+      <w:lvlJc w:val="left"/>
+      <w:pPr>
+        <w:ind w:left="1440" w:hanging="360"/>
+      </w:pPr>
+      <w:rPr>
+        <w:rFonts w:ascii="Wingdings" w:hAnsi="Wingdings" w:hint="default"/>
+      </w:rPr>
+    </w:lvl>
+    <w:lvl w:ilvl="1" w:tplc="04190003" w:tentative="1">
+      <w:start w:val="1"/>
+      <w:numFmt w:val="bullet"/>
+      <w:lvlText w:val="o"/>
+      <w:lvlJc w:val="left"/>
+      <w:pPr>
+        <w:ind w:left="2160" w:hanging="360"/>
+      </w:pPr>
+      <w:rPr>
+        <w:rFonts w:ascii="Courier New" w:hAnsi="Courier New" w:cs="Courier New" w:hint="default"/>
+      </w:rPr>
+    </w:lvl>
+    <w:lvl w:ilvl="2" w:tplc="04190005" w:tentative="1">
+      <w:start w:val="1"/>
+      <w:numFmt w:val="bullet"/>
+      <w:lvlText w:val=""/>
+      <w:lvlJc w:val="left"/>
+      <w:pPr>
+        <w:ind w:left="2880" w:hanging="360"/>
+      </w:pPr>
+      <w:rPr>
+        <w:rFonts w:ascii="Wingdings" w:hAnsi="Wingdings" w:hint="default"/>
+      </w:rPr>
+    </w:lvl>
+    <w:lvl w:ilvl="3" w:tplc="04190001" w:tentative="1">
+      <w:start w:val="1"/>
+      <w:numFmt w:val="bullet"/>
+      <w:lvlText w:val=""/>
+      <w:lvlJc w:val="left"/>
+      <w:pPr>
+        <w:ind w:left="3600" w:hanging="360"/>
+      </w:pPr>
+      <w:rPr>
+        <w:rFonts w:ascii="Symbol" w:hAnsi="Symbol" w:hint="default"/>
+      </w:rPr>
+    </w:lvl>
+    <w:lvl w:ilvl="4" w:tplc="04190003" w:tentative="1">
+      <w:start w:val="1"/>
+      <w:numFmt w:val="bullet"/>
+      <w:lvlText w:val="o"/>
+      <w:lvlJc w:val="left"/>
+      <w:pPr>
+        <w:ind w:left="4320" w:hanging="360"/>
+      </w:pPr>
+      <w:rPr>
+        <w:rFonts w:ascii="Courier New" w:hAnsi="Courier New" w:cs="Courier New" w:hint="default"/>
+      </w:rPr>
+    </w:lvl>
+    <w:lvl w:ilvl="5" w:tplc="04190005" w:tentative="1">
+      <w:start w:val="1"/>
+      <w:numFmt w:val="bullet"/>
+      <w:lvlText w:val=""/>
+      <w:lvlJc w:val="left"/>
+      <w:pPr>
+        <w:ind w:left="5040" w:hanging="360"/>
+      </w:pPr>
+      <w:rPr>
+        <w:rFonts w:ascii="Wingdings" w:hAnsi="Wingdings" w:hint="default"/>
+      </w:rPr>
+    </w:lvl>
+    <w:lvl w:ilvl="6" w:tplc="04190001" w:tentative="1">
+      <w:start w:val="1"/>
+      <w:numFmt w:val="bullet"/>
+      <w:lvlText w:val=""/>
+      <w:lvlJc w:val="left"/>
+      <w:pPr>
+        <w:ind w:left="5760" w:hanging="360"/>
+      </w:pPr>
+      <w:rPr>
+        <w:rFonts w:ascii="Symbol" w:hAnsi="Symbol" w:hint="default"/>
+      </w:rPr>
+    </w:lvl>
+    <w:lvl w:ilvl="7" w:tplc="04190003" w:tentative="1">
+      <w:start w:val="1"/>
+      <w:numFmt w:val="bullet"/>
+      <w:lvlText w:val="o"/>
+      <w:lvlJc w:val="left"/>
+      <w:pPr>
+        <w:ind w:left="6480" w:hanging="360"/>
+      </w:pPr>
+      <w:rPr>
+        <w:rFonts w:ascii="Courier New" w:hAnsi="Courier New" w:cs="Courier New" w:hint="default"/>
+      </w:rPr>
+    </w:lvl>
+    <w:lvl w:ilvl="8" w:tplc="04190005" w:tentative="1">
+      <w:start w:val="1"/>
+      <w:numFmt w:val="bullet"/>
+      <w:lvlText w:val=""/>
+      <w:lvlJc w:val="left"/>
+      <w:pPr>
+        <w:ind w:left="7200" w:hanging="360"/>
+      </w:pPr>
+      <w:rPr>
+        <w:rFonts w:ascii="Wingdings" w:hAnsi="Wingdings" w:hint="default"/>
+      </w:rPr>
+    </w:lvl>
+  </w:abstractNum>
+  <w:abstractNum w:abstractNumId="26" w15:restartNumberingAfterBreak="0">
+    <w:nsid w:val="6F05561F"/>
+    <w:multiLevelType w:val="hybridMultilevel"/>
+    <w:tmpl w:val="4FD2C018"/>
+    <w:lvl w:ilvl="0" w:tplc="0419000F">
+      <w:start w:val="1"/>
+      <w:numFmt w:val="decimal"/>
+      <w:lvlText w:val="%1."/>
+      <w:lvlJc w:val="left"/>
+      <w:pPr>
+        <w:ind w:left="720" w:hanging="360"/>
+      </w:pPr>
+    </w:lvl>
+    <w:lvl w:ilvl="1" w:tplc="04190019" w:tentative="1">
+      <w:start w:val="1"/>
+      <w:numFmt w:val="lowerLetter"/>
+      <w:lvlText w:val="%2."/>
+      <w:lvlJc w:val="left"/>
+      <w:pPr>
+        <w:ind w:left="1440" w:hanging="360"/>
+      </w:pPr>
+    </w:lvl>
+    <w:lvl w:ilvl="2" w:tplc="0419001B" w:tentative="1">
+      <w:start w:val="1"/>
+      <w:numFmt w:val="lowerRoman"/>
+      <w:lvlText w:val="%3."/>
+      <w:lvlJc w:val="right"/>
+      <w:pPr>
+        <w:ind w:left="2160" w:hanging="180"/>
+      </w:pPr>
+    </w:lvl>
+    <w:lvl w:ilvl="3" w:tplc="0419000F" w:tentative="1">
+      <w:start w:val="1"/>
+      <w:numFmt w:val="decimal"/>
+      <w:lvlText w:val="%4."/>
+      <w:lvlJc w:val="left"/>
+      <w:pPr>
+        <w:ind w:left="2880" w:hanging="360"/>
+      </w:pPr>
+    </w:lvl>
+    <w:lvl w:ilvl="4" w:tplc="04190019" w:tentative="1">
+      <w:start w:val="1"/>
+      <w:numFmt w:val="lowerLetter"/>
+      <w:lvlText w:val="%5."/>
+      <w:lvlJc w:val="left"/>
+      <w:pPr>
+        <w:ind w:left="3600" w:hanging="360"/>
+      </w:pPr>
+    </w:lvl>
+    <w:lvl w:ilvl="5" w:tplc="0419001B" w:tentative="1">
+      <w:start w:val="1"/>
+      <w:numFmt w:val="lowerRoman"/>
+      <w:lvlText w:val="%6."/>
+      <w:lvlJc w:val="right"/>
+      <w:pPr>
+        <w:ind w:left="4320" w:hanging="180"/>
+      </w:pPr>
+    </w:lvl>
+    <w:lvl w:ilvl="6" w:tplc="0419000F" w:tentative="1">
+      <w:start w:val="1"/>
+      <w:numFmt w:val="decimal"/>
+      <w:lvlText w:val="%7."/>
+      <w:lvlJc w:val="left"/>
+      <w:pPr>
+        <w:ind w:left="5040" w:hanging="360"/>
+      </w:pPr>
+    </w:lvl>
+    <w:lvl w:ilvl="7" w:tplc="04190019" w:tentative="1">
+      <w:start w:val="1"/>
+      <w:numFmt w:val="lowerLetter"/>
+      <w:lvlText w:val="%8."/>
+      <w:lvlJc w:val="left"/>
+      <w:pPr>
+        <w:ind w:left="5760" w:hanging="360"/>
+      </w:pPr>
+    </w:lvl>
+    <w:lvl w:ilvl="8" w:tplc="0419001B" w:tentative="1">
+      <w:start w:val="1"/>
+      <w:numFmt w:val="lowerRoman"/>
+      <w:lvlText w:val="%9."/>
+      <w:lvlJc w:val="right"/>
+      <w:pPr>
+        <w:ind w:left="6480" w:hanging="180"/>
+      </w:pPr>
+    </w:lvl>
+  </w:abstractNum>
+  <w:abstractNum w:abstractNumId="27" w15:restartNumberingAfterBreak="0">
+    <w:nsid w:val="6F2E0027"/>
+    <w:multiLevelType w:val="hybridMultilevel"/>
+    <w:tmpl w:val="2AE026D6"/>
+    <w:lvl w:ilvl="0" w:tplc="04190001">
+      <w:start w:val="1"/>
+      <w:numFmt w:val="bullet"/>
+      <w:lvlText w:val=""/>
+      <w:lvlJc w:val="left"/>
+      <w:pPr>
+        <w:ind w:left="1429" w:hanging="360"/>
+      </w:pPr>
+      <w:rPr>
+        <w:rFonts w:ascii="Symbol" w:hAnsi="Symbol" w:hint="default"/>
+      </w:rPr>
+    </w:lvl>
+    <w:lvl w:ilvl="1" w:tplc="04190003" w:tentative="1">
+      <w:start w:val="1"/>
+      <w:numFmt w:val="bullet"/>
+      <w:lvlText w:val="o"/>
+      <w:lvlJc w:val="left"/>
+      <w:pPr>
+        <w:ind w:left="2149" w:hanging="360"/>
+      </w:pPr>
+      <w:rPr>
+        <w:rFonts w:ascii="Courier New" w:hAnsi="Courier New" w:cs="Courier New" w:hint="default"/>
+      </w:rPr>
+    </w:lvl>
+    <w:lvl w:ilvl="2" w:tplc="04190005" w:tentative="1">
+      <w:start w:val="1"/>
+      <w:numFmt w:val="bullet"/>
+      <w:lvlText w:val=""/>
+      <w:lvlJc w:val="left"/>
+      <w:pPr>
+        <w:ind w:left="2869" w:hanging="360"/>
+      </w:pPr>
+      <w:rPr>
+        <w:rFonts w:ascii="Wingdings" w:hAnsi="Wingdings" w:hint="default"/>
+      </w:rPr>
+    </w:lvl>
+    <w:lvl w:ilvl="3" w:tplc="04190001" w:tentative="1">
+      <w:start w:val="1"/>
+      <w:numFmt w:val="bullet"/>
+      <w:lvlText w:val=""/>
+      <w:lvlJc w:val="left"/>
+      <w:pPr>
+        <w:ind w:left="3589" w:hanging="360"/>
+      </w:pPr>
+      <w:rPr>
+        <w:rFonts w:ascii="Symbol" w:hAnsi="Symbol" w:hint="default"/>
+      </w:rPr>
+    </w:lvl>
+    <w:lvl w:ilvl="4" w:tplc="04190003" w:tentative="1">
+      <w:start w:val="1"/>
+      <w:numFmt w:val="bullet"/>
+      <w:lvlText w:val="o"/>
+      <w:lvlJc w:val="left"/>
+      <w:pPr>
+        <w:ind w:left="4309" w:hanging="360"/>
+      </w:pPr>
+      <w:rPr>
+        <w:rFonts w:ascii="Courier New" w:hAnsi="Courier New" w:cs="Courier New" w:hint="default"/>
+      </w:rPr>
+    </w:lvl>
+    <w:lvl w:ilvl="5" w:tplc="04190005" w:tentative="1">
+      <w:start w:val="1"/>
+      <w:numFmt w:val="bullet"/>
+      <w:lvlText w:val=""/>
+      <w:lvlJc w:val="left"/>
+      <w:pPr>
+        <w:ind w:left="5029" w:hanging="360"/>
+      </w:pPr>
+      <w:rPr>
+        <w:rFonts w:ascii="Wingdings" w:hAnsi="Wingdings" w:hint="default"/>
+      </w:rPr>
+    </w:lvl>
+    <w:lvl w:ilvl="6" w:tplc="04190001" w:tentative="1">
+      <w:start w:val="1"/>
+      <w:numFmt w:val="bullet"/>
+      <w:lvlText w:val=""/>
+      <w:lvlJc w:val="left"/>
+      <w:pPr>
+        <w:ind w:left="5749" w:hanging="360"/>
+      </w:pPr>
+      <w:rPr>
+        <w:rFonts w:ascii="Symbol" w:hAnsi="Symbol" w:hint="default"/>
+      </w:rPr>
+    </w:lvl>
+    <w:lvl w:ilvl="7" w:tplc="04190003" w:tentative="1">
+      <w:start w:val="1"/>
+      <w:numFmt w:val="bullet"/>
+      <w:lvlText w:val="o"/>
+      <w:lvlJc w:val="left"/>
+      <w:pPr>
+        <w:ind w:left="6469" w:hanging="360"/>
+      </w:pPr>
+      <w:rPr>
+        <w:rFonts w:ascii="Courier New" w:hAnsi="Courier New" w:cs="Courier New" w:hint="default"/>
+      </w:rPr>
+    </w:lvl>
+    <w:lvl w:ilvl="8" w:tplc="04190005" w:tentative="1">
+      <w:start w:val="1"/>
+      <w:numFmt w:val="bullet"/>
+      <w:lvlText w:val=""/>
+      <w:lvlJc w:val="left"/>
+      <w:pPr>
+        <w:ind w:left="7189" w:hanging="360"/>
+      </w:pPr>
+      <w:rPr>
+        <w:rFonts w:ascii="Wingdings" w:hAnsi="Wingdings" w:hint="default"/>
+      </w:rPr>
+    </w:lvl>
+  </w:abstractNum>
+  <w:abstractNum w:abstractNumId="28" w15:restartNumberingAfterBreak="0">
+    <w:nsid w:val="6FAA258F"/>
+    <w:multiLevelType w:val="hybridMultilevel"/>
+    <w:tmpl w:val="DF2ACB90"/>
     <w:lvl w:ilvl="0" w:tplc="0419000F">
       <w:start w:val="1"/>
       <w:numFmt w:val="decimal"/>
@@ -27544,7 +27648,197 @@
       </w:pPr>
     </w:lvl>
   </w:abstractNum>
+  <w:abstractNum w:abstractNumId="29" w15:restartNumberingAfterBreak="0">
+    <w:nsid w:val="73375499"/>
+    <w:multiLevelType w:val="multilevel"/>
+    <w:tmpl w:val="49022FC4"/>
+    <w:lvl w:ilvl="0">
+      <w:start w:val="1"/>
+      <w:numFmt w:val="decimal"/>
+      <w:lvlText w:val="%1."/>
+      <w:lvlJc w:val="left"/>
+      <w:pPr>
+        <w:ind w:left="360" w:hanging="360"/>
+      </w:pPr>
+      <w:rPr>
+        <w:rFonts w:ascii="Times New Roman" w:eastAsiaTheme="minorEastAsia" w:hAnsi="Times New Roman" w:cstheme="minorBidi"/>
+        <w:b/>
+        <w:sz w:val="24"/>
+      </w:rPr>
+    </w:lvl>
+    <w:lvl w:ilvl="1">
+      <w:start w:val="1"/>
+      <w:numFmt w:val="decimal"/>
+      <w:lvlText w:val="%1.%2."/>
+      <w:lvlJc w:val="left"/>
+      <w:pPr>
+        <w:ind w:left="792" w:hanging="432"/>
+      </w:pPr>
+      <w:rPr>
+        <w:b/>
+        <w:bCs w:val="0"/>
+      </w:rPr>
+    </w:lvl>
+    <w:lvl w:ilvl="2">
+      <w:start w:val="1"/>
+      <w:numFmt w:val="decimal"/>
+      <w:lvlText w:val="%1.%2.%3."/>
+      <w:lvlJc w:val="left"/>
+      <w:pPr>
+        <w:ind w:left="1224" w:hanging="504"/>
+      </w:pPr>
+      <w:rPr>
+        <w:b/>
+      </w:rPr>
+    </w:lvl>
+    <w:lvl w:ilvl="3">
+      <w:start w:val="1"/>
+      <w:numFmt w:val="decimal"/>
+      <w:lvlText w:val="%1.%2.%3.%4."/>
+      <w:lvlJc w:val="left"/>
+      <w:pPr>
+        <w:ind w:left="1728" w:hanging="648"/>
+      </w:pPr>
+      <w:rPr>
+        <w:b/>
+      </w:rPr>
+    </w:lvl>
+    <w:lvl w:ilvl="4">
+      <w:start w:val="1"/>
+      <w:numFmt w:val="decimal"/>
+      <w:lvlText w:val="%1.%2.%3.%4.%5."/>
+      <w:lvlJc w:val="left"/>
+      <w:pPr>
+        <w:ind w:left="2232" w:hanging="792"/>
+      </w:pPr>
+    </w:lvl>
+    <w:lvl w:ilvl="5">
+      <w:start w:val="1"/>
+      <w:numFmt w:val="decimal"/>
+      <w:lvlText w:val="%1.%2.%3.%4.%5.%6."/>
+      <w:lvlJc w:val="left"/>
+      <w:pPr>
+        <w:ind w:left="2736" w:hanging="936"/>
+      </w:pPr>
+    </w:lvl>
+    <w:lvl w:ilvl="6">
+      <w:start w:val="1"/>
+      <w:numFmt w:val="decimal"/>
+      <w:lvlText w:val="%1.%2.%3.%4.%5.%6.%7."/>
+      <w:lvlJc w:val="left"/>
+      <w:pPr>
+        <w:ind w:left="3240" w:hanging="1080"/>
+      </w:pPr>
+    </w:lvl>
+    <w:lvl w:ilvl="7">
+      <w:start w:val="1"/>
+      <w:numFmt w:val="decimal"/>
+      <w:lvlText w:val="%1.%2.%3.%4.%5.%6.%7.%8."/>
+      <w:lvlJc w:val="left"/>
+      <w:pPr>
+        <w:ind w:left="3744" w:hanging="1224"/>
+      </w:pPr>
+    </w:lvl>
+    <w:lvl w:ilvl="8">
+      <w:start w:val="1"/>
+      <w:numFmt w:val="decimal"/>
+      <w:lvlText w:val="%1.%2.%3.%4.%5.%6.%7.%8.%9."/>
+      <w:lvlJc w:val="left"/>
+      <w:pPr>
+        <w:ind w:left="4320" w:hanging="1440"/>
+      </w:pPr>
+    </w:lvl>
+  </w:abstractNum>
   <w:abstractNum w:abstractNumId="30" w15:restartNumberingAfterBreak="0">
+    <w:nsid w:val="7A2820AD"/>
+    <w:multiLevelType w:val="hybridMultilevel"/>
+    <w:tmpl w:val="7C88D308"/>
+    <w:lvl w:ilvl="0" w:tplc="0419000F">
+      <w:start w:val="1"/>
+      <w:numFmt w:val="decimal"/>
+      <w:lvlText w:val="%1."/>
+      <w:lvlJc w:val="left"/>
+      <w:pPr>
+        <w:ind w:left="720" w:hanging="360"/>
+      </w:pPr>
+      <w:rPr>
+        <w:rFonts w:hint="default"/>
+      </w:rPr>
+    </w:lvl>
+    <w:lvl w:ilvl="1" w:tplc="04190019" w:tentative="1">
+      <w:start w:val="1"/>
+      <w:numFmt w:val="lowerLetter"/>
+      <w:lvlText w:val="%2."/>
+      <w:lvlJc w:val="left"/>
+      <w:pPr>
+        <w:ind w:left="1440" w:hanging="360"/>
+      </w:pPr>
+    </w:lvl>
+    <w:lvl w:ilvl="2" w:tplc="0419001B" w:tentative="1">
+      <w:start w:val="1"/>
+      <w:numFmt w:val="lowerRoman"/>
+      <w:lvlText w:val="%3."/>
+      <w:lvlJc w:val="right"/>
+      <w:pPr>
+        <w:ind w:left="2160" w:hanging="180"/>
+      </w:pPr>
+    </w:lvl>
+    <w:lvl w:ilvl="3" w:tplc="0419000F" w:tentative="1">
+      <w:start w:val="1"/>
+      <w:numFmt w:val="decimal"/>
+      <w:lvlText w:val="%4."/>
+      <w:lvlJc w:val="left"/>
+      <w:pPr>
+        <w:ind w:left="2880" w:hanging="360"/>
+      </w:pPr>
+    </w:lvl>
+    <w:lvl w:ilvl="4" w:tplc="04190019" w:tentative="1">
+      <w:start w:val="1"/>
+      <w:numFmt w:val="lowerLetter"/>
+      <w:lvlText w:val="%5."/>
+      <w:lvlJc w:val="left"/>
+      <w:pPr>
+        <w:ind w:left="3600" w:hanging="360"/>
+      </w:pPr>
+    </w:lvl>
+    <w:lvl w:ilvl="5" w:tplc="0419001B" w:tentative="1">
+      <w:start w:val="1"/>
+      <w:numFmt w:val="lowerRoman"/>
+      <w:lvlText w:val="%6."/>
+      <w:lvlJc w:val="right"/>
+      <w:pPr>
+        <w:ind w:left="4320" w:hanging="180"/>
+      </w:pPr>
+    </w:lvl>
+    <w:lvl w:ilvl="6" w:tplc="0419000F" w:tentative="1">
+      <w:start w:val="1"/>
+      <w:numFmt w:val="decimal"/>
+      <w:lvlText w:val="%7."/>
+      <w:lvlJc w:val="left"/>
+      <w:pPr>
+        <w:ind w:left="5040" w:hanging="360"/>
+      </w:pPr>
+    </w:lvl>
+    <w:lvl w:ilvl="7" w:tplc="04190019" w:tentative="1">
+      <w:start w:val="1"/>
+      <w:numFmt w:val="lowerLetter"/>
+      <w:lvlText w:val="%8."/>
+      <w:lvlJc w:val="left"/>
+      <w:pPr>
+        <w:ind w:left="5760" w:hanging="360"/>
+      </w:pPr>
+    </w:lvl>
+    <w:lvl w:ilvl="8" w:tplc="0419001B" w:tentative="1">
+      <w:start w:val="1"/>
+      <w:numFmt w:val="lowerRoman"/>
+      <w:lvlText w:val="%9."/>
+      <w:lvlJc w:val="right"/>
+      <w:pPr>
+        <w:ind w:left="6480" w:hanging="180"/>
+      </w:pPr>
+    </w:lvl>
+  </w:abstractNum>
+  <w:abstractNum w:abstractNumId="31" w15:restartNumberingAfterBreak="0">
     <w:nsid w:val="7C6B7716"/>
     <w:multiLevelType w:val="hybridMultilevel"/>
     <w:tmpl w:val="F2B46BF8"/>
@@ -27665,7 +27959,7 @@
     <w:abstractNumId w:val="3"/>
   </w:num>
   <w:num w:numId="2" w16cid:durableId="78987172">
-    <w:abstractNumId w:val="22"/>
+    <w:abstractNumId w:val="23"/>
   </w:num>
   <w:num w:numId="3" w16cid:durableId="1081948786">
     <w:abstractNumId w:val="14"/>
@@ -27698,7 +27992,7 @@
     </w:lvlOverride>
   </w:num>
   <w:num w:numId="4" w16cid:durableId="1690832219">
-    <w:abstractNumId w:val="23"/>
+    <w:abstractNumId w:val="24"/>
     <w:lvlOverride w:ilvl="0">
       <w:startOverride w:val="1"/>
     </w:lvlOverride>
@@ -27728,28 +28022,28 @@
     </w:lvlOverride>
   </w:num>
   <w:num w:numId="5" w16cid:durableId="2054620972">
-    <w:abstractNumId w:val="30"/>
+    <w:abstractNumId w:val="31"/>
   </w:num>
   <w:num w:numId="6" w16cid:durableId="824316290">
     <w:abstractNumId w:val="18"/>
   </w:num>
   <w:num w:numId="7" w16cid:durableId="244262079">
-    <w:abstractNumId w:val="27"/>
+    <w:abstractNumId w:val="28"/>
   </w:num>
   <w:num w:numId="8" w16cid:durableId="75902468">
     <w:abstractNumId w:val="11"/>
   </w:num>
   <w:num w:numId="9" w16cid:durableId="422722547">
-    <w:abstractNumId w:val="25"/>
+    <w:abstractNumId w:val="26"/>
   </w:num>
   <w:num w:numId="10" w16cid:durableId="1714040692">
-    <w:abstractNumId w:val="29"/>
+    <w:abstractNumId w:val="30"/>
   </w:num>
   <w:num w:numId="11" w16cid:durableId="775103474">
     <w:abstractNumId w:val="5"/>
   </w:num>
   <w:num w:numId="12" w16cid:durableId="1649938464">
-    <w:abstractNumId w:val="26"/>
+    <w:abstractNumId w:val="27"/>
   </w:num>
   <w:num w:numId="13" w16cid:durableId="1057708513">
     <w:abstractNumId w:val="8"/>
@@ -27767,19 +28061,19 @@
     <w:abstractNumId w:val="15"/>
   </w:num>
   <w:num w:numId="18" w16cid:durableId="1835140983">
-    <w:abstractNumId w:val="20"/>
+    <w:abstractNumId w:val="21"/>
   </w:num>
   <w:num w:numId="19" w16cid:durableId="447703981">
     <w:abstractNumId w:val="6"/>
   </w:num>
   <w:num w:numId="20" w16cid:durableId="1276486">
-    <w:abstractNumId w:val="21"/>
+    <w:abstractNumId w:val="22"/>
   </w:num>
   <w:num w:numId="21" w16cid:durableId="1237474030">
     <w:abstractNumId w:val="17"/>
   </w:num>
   <w:num w:numId="22" w16cid:durableId="1230964509">
-    <w:abstractNumId w:val="28"/>
+    <w:abstractNumId w:val="29"/>
     <w:lvlOverride w:ilvl="0">
       <w:lvl w:ilvl="0">
         <w:start w:val="1"/>
@@ -27914,7 +28208,7 @@
     </w:lvlOverride>
   </w:num>
   <w:num w:numId="23" w16cid:durableId="2114857706">
-    <w:abstractNumId w:val="24"/>
+    <w:abstractNumId w:val="25"/>
   </w:num>
   <w:num w:numId="24" w16cid:durableId="1865173789">
     <w:abstractNumId w:val="0"/>
@@ -27929,10 +28223,10 @@
     <w:abstractNumId w:val="16"/>
   </w:num>
   <w:num w:numId="28" w16cid:durableId="476259953">
-    <w:abstractNumId w:val="28"/>
+    <w:abstractNumId w:val="29"/>
   </w:num>
   <w:num w:numId="29" w16cid:durableId="2090617227">
-    <w:abstractNumId w:val="28"/>
+    <w:abstractNumId w:val="29"/>
     <w:lvlOverride w:ilvl="0">
       <w:lvl w:ilvl="0">
         <w:start w:val="1"/>
@@ -28076,7 +28370,7 @@
     <w:abstractNumId w:val="1"/>
   </w:num>
   <w:num w:numId="33" w16cid:durableId="2029257395">
-    <w:abstractNumId w:val="28"/>
+    <w:abstractNumId w:val="29"/>
     <w:lvlOverride w:ilvl="0">
       <w:startOverride w:val="1"/>
     </w:lvlOverride>
@@ -28104,6 +28398,9 @@
     <w:lvlOverride w:ilvl="8">
       <w:startOverride w:val="1"/>
     </w:lvlOverride>
+  </w:num>
+  <w:num w:numId="34" w16cid:durableId="2010866269">
+    <w:abstractNumId w:val="20"/>
   </w:num>
 </w:numbering>
 </file>
@@ -28537,6 +28834,7 @@
   <w:style w:type="character" w:default="1" w:styleId="a0">
     <w:name w:val="Default Paragraph Font"/>
     <w:uiPriority w:val="1"/>
+    <w:semiHidden/>
     <w:unhideWhenUsed/>
   </w:style>
   <w:style w:type="table" w:default="1" w:styleId="a1">
